--- a/Docs/Version 3/Agents/uMakerAi-Agents.ES.docx
+++ b/Docs/Version 3/Agents/uMakerAi-Agents.ES.docx
@@ -780,7 +780,7 @@
           <w:r>
             <w:fldChar w:fldCharType="separate"/>
           </w:r>
-          <w:hyperlink w:anchor="_Toc206394081" w:history="1">
+          <w:hyperlink w:anchor="_Toc219538125" w:history="1">
             <w:r>
               <w:rPr>
                 <w:rStyle w:val="Hipervnculo"/>
@@ -804,7 +804,7 @@
               <w:rPr>
                 <w:webHidden/>
               </w:rPr>
-              <w:instrText xml:space="preserve"> PAGEREF _Toc206394081 \h </w:instrText>
+              <w:instrText xml:space="preserve"> PAGEREF _Toc219538125 \h </w:instrText>
             </w:r>
             <w:r>
               <w:rPr>
@@ -821,7 +821,7 @@
               <w:rPr>
                 <w:webHidden/>
               </w:rPr>
-              <w:t>3</w:t>
+              <w:t>4</w:t>
             </w:r>
             <w:r>
               <w:rPr>
@@ -835,7 +835,7 @@
           <w:pPr>
             <w:pStyle w:val="TDC2"/>
             <w:tabs>
-              <w:tab w:val="right" w:leader="dot" w:pos="9592"/>
+              <w:tab w:val="right" w:leader="underscore" w:pos="9592"/>
             </w:tabs>
             <w:rPr>
               <w:rFonts w:eastAsiaTheme="minorEastAsia"/>
@@ -847,7 +847,7 @@
               <w14:ligatures w14:val="standardContextual"/>
             </w:rPr>
           </w:pPr>
-          <w:hyperlink w:anchor="_Toc206394082" w:history="1">
+          <w:hyperlink w:anchor="_Toc219538126" w:history="1">
             <w:r>
               <w:rPr>
                 <w:rStyle w:val="Hipervnculo"/>
@@ -875,157 +875,7 @@
                 <w:noProof/>
                 <w:webHidden/>
               </w:rPr>
-              <w:instrText xml:space="preserve"> PAGEREF _Toc206394082 \h </w:instrText>
-            </w:r>
-            <w:r>
-              <w:rPr>
-                <w:noProof/>
-                <w:webHidden/>
-              </w:rPr>
-            </w:r>
-            <w:r>
-              <w:rPr>
-                <w:noProof/>
-                <w:webHidden/>
-              </w:rPr>
-              <w:fldChar w:fldCharType="separate"/>
-            </w:r>
-            <w:r>
-              <w:rPr>
-                <w:noProof/>
-                <w:webHidden/>
-              </w:rPr>
-              <w:t>3</w:t>
-            </w:r>
-            <w:r>
-              <w:rPr>
-                <w:noProof/>
-                <w:webHidden/>
-              </w:rPr>
-              <w:fldChar w:fldCharType="end"/>
-            </w:r>
-          </w:hyperlink>
-        </w:p>
-        <w:p>
-          <w:pPr>
-            <w:pStyle w:val="TDC2"/>
-            <w:tabs>
-              <w:tab w:val="right" w:leader="dot" w:pos="9592"/>
-            </w:tabs>
-            <w:rPr>
-              <w:rFonts w:eastAsiaTheme="minorEastAsia"/>
-              <w:noProof/>
-              <w:color w:val="auto"/>
-              <w:kern w:val="2"/>
-              <w:szCs w:val="24"/>
-              <w:lang w:val="es-CO" w:eastAsia="es-CO"/>
-              <w14:ligatures w14:val="standardContextual"/>
-            </w:rPr>
-          </w:pPr>
-          <w:hyperlink w:anchor="_Toc206394083" w:history="1">
-            <w:r>
-              <w:rPr>
-                <w:rStyle w:val="Hipervnculo"/>
-                <w:noProof/>
-                <w:lang w:val="es-CO"/>
-              </w:rPr>
-              <w:t>El Problema: El LLM es un Cerebro sin Manos</w:t>
-            </w:r>
-            <w:r>
-              <w:rPr>
-                <w:noProof/>
-                <w:webHidden/>
-              </w:rPr>
-              <w:tab/>
-            </w:r>
-            <w:r>
-              <w:rPr>
-                <w:noProof/>
-                <w:webHidden/>
-              </w:rPr>
-              <w:fldChar w:fldCharType="begin"/>
-            </w:r>
-            <w:r>
-              <w:rPr>
-                <w:noProof/>
-                <w:webHidden/>
-              </w:rPr>
-              <w:instrText xml:space="preserve"> PAGEREF _Toc206394083 \h </w:instrText>
-            </w:r>
-            <w:r>
-              <w:rPr>
-                <w:noProof/>
-                <w:webHidden/>
-              </w:rPr>
-            </w:r>
-            <w:r>
-              <w:rPr>
-                <w:noProof/>
-                <w:webHidden/>
-              </w:rPr>
-              <w:fldChar w:fldCharType="separate"/>
-            </w:r>
-            <w:r>
-              <w:rPr>
-                <w:noProof/>
-                <w:webHidden/>
-              </w:rPr>
-              <w:t>3</w:t>
-            </w:r>
-            <w:r>
-              <w:rPr>
-                <w:noProof/>
-                <w:webHidden/>
-              </w:rPr>
-              <w:fldChar w:fldCharType="end"/>
-            </w:r>
-          </w:hyperlink>
-        </w:p>
-        <w:p>
-          <w:pPr>
-            <w:pStyle w:val="TDC2"/>
-            <w:tabs>
-              <w:tab w:val="right" w:leader="dot" w:pos="9592"/>
-            </w:tabs>
-            <w:rPr>
-              <w:rFonts w:eastAsiaTheme="minorEastAsia"/>
-              <w:noProof/>
-              <w:color w:val="auto"/>
-              <w:kern w:val="2"/>
-              <w:szCs w:val="24"/>
-              <w:lang w:val="es-CO" w:eastAsia="es-CO"/>
-              <w14:ligatures w14:val="standardContextual"/>
-            </w:rPr>
-          </w:pPr>
-          <w:hyperlink w:anchor="_Toc206394084" w:history="1">
-            <w:r>
-              <w:rPr>
-                <w:rStyle w:val="Hipervnculo"/>
-                <w:noProof/>
-                <w:lang w:val="es-CO"/>
-              </w:rPr>
-              <w:t>La Solución: Agentes y Grafos de IA</w:t>
-            </w:r>
-            <w:r>
-              <w:rPr>
-                <w:noProof/>
-                <w:webHidden/>
-              </w:rPr>
-              <w:tab/>
-            </w:r>
-            <w:r>
-              <w:rPr>
-                <w:noProof/>
-                <w:webHidden/>
-              </w:rPr>
-              <w:fldChar w:fldCharType="begin"/>
-            </w:r>
-            <w:r>
-              <w:rPr>
-                <w:noProof/>
-                <w:webHidden/>
-              </w:rPr>
-              <w:instrText xml:space="preserve"> PAGEREF _Toc206394084 \h </w:instrText>
+              <w:instrText xml:space="preserve"> PAGEREF _Toc219538126 \h </w:instrText>
             </w:r>
             <w:r>
               <w:rPr>
@@ -1058,6 +908,156 @@
         </w:p>
         <w:p>
           <w:pPr>
+            <w:pStyle w:val="TDC2"/>
+            <w:tabs>
+              <w:tab w:val="right" w:leader="underscore" w:pos="9592"/>
+            </w:tabs>
+            <w:rPr>
+              <w:rFonts w:eastAsiaTheme="minorEastAsia"/>
+              <w:noProof/>
+              <w:color w:val="auto"/>
+              <w:kern w:val="2"/>
+              <w:szCs w:val="24"/>
+              <w:lang w:val="es-CO" w:eastAsia="es-CO"/>
+              <w14:ligatures w14:val="standardContextual"/>
+            </w:rPr>
+          </w:pPr>
+          <w:hyperlink w:anchor="_Toc219538127" w:history="1">
+            <w:r>
+              <w:rPr>
+                <w:rStyle w:val="Hipervnculo"/>
+                <w:noProof/>
+                <w:lang w:val="es-CO"/>
+              </w:rPr>
+              <w:t>El Problema: El LLM es un Cerebro sin Manos</w:t>
+            </w:r>
+            <w:r>
+              <w:rPr>
+                <w:noProof/>
+                <w:webHidden/>
+              </w:rPr>
+              <w:tab/>
+            </w:r>
+            <w:r>
+              <w:rPr>
+                <w:noProof/>
+                <w:webHidden/>
+              </w:rPr>
+              <w:fldChar w:fldCharType="begin"/>
+            </w:r>
+            <w:r>
+              <w:rPr>
+                <w:noProof/>
+                <w:webHidden/>
+              </w:rPr>
+              <w:instrText xml:space="preserve"> PAGEREF _Toc219538127 \h </w:instrText>
+            </w:r>
+            <w:r>
+              <w:rPr>
+                <w:noProof/>
+                <w:webHidden/>
+              </w:rPr>
+            </w:r>
+            <w:r>
+              <w:rPr>
+                <w:noProof/>
+                <w:webHidden/>
+              </w:rPr>
+              <w:fldChar w:fldCharType="separate"/>
+            </w:r>
+            <w:r>
+              <w:rPr>
+                <w:noProof/>
+                <w:webHidden/>
+              </w:rPr>
+              <w:t>4</w:t>
+            </w:r>
+            <w:r>
+              <w:rPr>
+                <w:noProof/>
+                <w:webHidden/>
+              </w:rPr>
+              <w:fldChar w:fldCharType="end"/>
+            </w:r>
+          </w:hyperlink>
+        </w:p>
+        <w:p>
+          <w:pPr>
+            <w:pStyle w:val="TDC2"/>
+            <w:tabs>
+              <w:tab w:val="right" w:leader="underscore" w:pos="9592"/>
+            </w:tabs>
+            <w:rPr>
+              <w:rFonts w:eastAsiaTheme="minorEastAsia"/>
+              <w:noProof/>
+              <w:color w:val="auto"/>
+              <w:kern w:val="2"/>
+              <w:szCs w:val="24"/>
+              <w:lang w:val="es-CO" w:eastAsia="es-CO"/>
+              <w14:ligatures w14:val="standardContextual"/>
+            </w:rPr>
+          </w:pPr>
+          <w:hyperlink w:anchor="_Toc219538128" w:history="1">
+            <w:r>
+              <w:rPr>
+                <w:rStyle w:val="Hipervnculo"/>
+                <w:noProof/>
+                <w:lang w:val="es-CO"/>
+              </w:rPr>
+              <w:t>La Solución: Agentes y Grafos de IA</w:t>
+            </w:r>
+            <w:r>
+              <w:rPr>
+                <w:noProof/>
+                <w:webHidden/>
+              </w:rPr>
+              <w:tab/>
+            </w:r>
+            <w:r>
+              <w:rPr>
+                <w:noProof/>
+                <w:webHidden/>
+              </w:rPr>
+              <w:fldChar w:fldCharType="begin"/>
+            </w:r>
+            <w:r>
+              <w:rPr>
+                <w:noProof/>
+                <w:webHidden/>
+              </w:rPr>
+              <w:instrText xml:space="preserve"> PAGEREF _Toc219538128 \h </w:instrText>
+            </w:r>
+            <w:r>
+              <w:rPr>
+                <w:noProof/>
+                <w:webHidden/>
+              </w:rPr>
+            </w:r>
+            <w:r>
+              <w:rPr>
+                <w:noProof/>
+                <w:webHidden/>
+              </w:rPr>
+              <w:fldChar w:fldCharType="separate"/>
+            </w:r>
+            <w:r>
+              <w:rPr>
+                <w:noProof/>
+                <w:webHidden/>
+              </w:rPr>
+              <w:t>5</w:t>
+            </w:r>
+            <w:r>
+              <w:rPr>
+                <w:noProof/>
+                <w:webHidden/>
+              </w:rPr>
+              <w:fldChar w:fldCharType="end"/>
+            </w:r>
+          </w:hyperlink>
+        </w:p>
+        <w:p>
+          <w:pPr>
             <w:pStyle w:val="TDC1"/>
             <w:rPr>
               <w:rFonts w:eastAsiaTheme="minorEastAsia"/>
@@ -1068,7 +1068,7 @@
               <w14:ligatures w14:val="standardContextual"/>
             </w:rPr>
           </w:pPr>
-          <w:hyperlink w:anchor="_Toc206394085" w:history="1">
+          <w:hyperlink w:anchor="_Toc219538129" w:history="1">
             <w:r>
               <w:rPr>
                 <w:rStyle w:val="Hipervnculo"/>
@@ -1092,7 +1092,7 @@
               <w:rPr>
                 <w:webHidden/>
               </w:rPr>
-              <w:instrText xml:space="preserve"> PAGEREF _Toc206394085 \h </w:instrText>
+              <w:instrText xml:space="preserve"> PAGEREF _Toc219538129 \h </w:instrText>
             </w:r>
             <w:r>
               <w:rPr>
@@ -1109,7 +1109,7 @@
               <w:rPr>
                 <w:webHidden/>
               </w:rPr>
-              <w:t>6</w:t>
+              <w:t>7</w:t>
             </w:r>
             <w:r>
               <w:rPr>
@@ -1123,7 +1123,7 @@
           <w:pPr>
             <w:pStyle w:val="TDC2"/>
             <w:tabs>
-              <w:tab w:val="right" w:leader="dot" w:pos="9592"/>
+              <w:tab w:val="right" w:leader="underscore" w:pos="9592"/>
             </w:tabs>
             <w:rPr>
               <w:rFonts w:eastAsiaTheme="minorEastAsia"/>
@@ -1135,7 +1135,7 @@
               <w14:ligatures w14:val="standardContextual"/>
             </w:rPr>
           </w:pPr>
-          <w:hyperlink w:anchor="_Toc206394086" w:history="1">
+          <w:hyperlink w:anchor="_Toc219538130" w:history="1">
             <w:r>
               <w:rPr>
                 <w:rStyle w:val="Hipervnculo"/>
@@ -1163,157 +1163,7 @@
                 <w:noProof/>
                 <w:webHidden/>
               </w:rPr>
-              <w:instrText xml:space="preserve"> PAGEREF _Toc206394086 \h </w:instrText>
-            </w:r>
-            <w:r>
-              <w:rPr>
-                <w:noProof/>
-                <w:webHidden/>
-              </w:rPr>
-            </w:r>
-            <w:r>
-              <w:rPr>
-                <w:noProof/>
-                <w:webHidden/>
-              </w:rPr>
-              <w:fldChar w:fldCharType="separate"/>
-            </w:r>
-            <w:r>
-              <w:rPr>
-                <w:noProof/>
-                <w:webHidden/>
-              </w:rPr>
-              <w:t>6</w:t>
-            </w:r>
-            <w:r>
-              <w:rPr>
-                <w:noProof/>
-                <w:webHidden/>
-              </w:rPr>
-              <w:fldChar w:fldCharType="end"/>
-            </w:r>
-          </w:hyperlink>
-        </w:p>
-        <w:p>
-          <w:pPr>
-            <w:pStyle w:val="TDC2"/>
-            <w:tabs>
-              <w:tab w:val="right" w:leader="dot" w:pos="9592"/>
-            </w:tabs>
-            <w:rPr>
-              <w:rFonts w:eastAsiaTheme="minorEastAsia"/>
-              <w:noProof/>
-              <w:color w:val="auto"/>
-              <w:kern w:val="2"/>
-              <w:szCs w:val="24"/>
-              <w:lang w:val="es-CO" w:eastAsia="es-CO"/>
-              <w14:ligatures w14:val="standardContextual"/>
-            </w:rPr>
-          </w:pPr>
-          <w:hyperlink w:anchor="_Toc206394087" w:history="1">
-            <w:r>
-              <w:rPr>
-                <w:rStyle w:val="Hipervnculo"/>
-                <w:noProof/>
-                <w:lang w:val="es-CO"/>
-              </w:rPr>
-              <w:t>2.1 El Orquestador (TAIAgents): El Cerebro del Operativo</w:t>
-            </w:r>
-            <w:r>
-              <w:rPr>
-                <w:noProof/>
-                <w:webHidden/>
-              </w:rPr>
-              <w:tab/>
-            </w:r>
-            <w:r>
-              <w:rPr>
-                <w:noProof/>
-                <w:webHidden/>
-              </w:rPr>
-              <w:fldChar w:fldCharType="begin"/>
-            </w:r>
-            <w:r>
-              <w:rPr>
-                <w:noProof/>
-                <w:webHidden/>
-              </w:rPr>
-              <w:instrText xml:space="preserve"> PAGEREF _Toc206394087 \h </w:instrText>
-            </w:r>
-            <w:r>
-              <w:rPr>
-                <w:noProof/>
-                <w:webHidden/>
-              </w:rPr>
-            </w:r>
-            <w:r>
-              <w:rPr>
-                <w:noProof/>
-                <w:webHidden/>
-              </w:rPr>
-              <w:fldChar w:fldCharType="separate"/>
-            </w:r>
-            <w:r>
-              <w:rPr>
-                <w:noProof/>
-                <w:webHidden/>
-              </w:rPr>
-              <w:t>6</w:t>
-            </w:r>
-            <w:r>
-              <w:rPr>
-                <w:noProof/>
-                <w:webHidden/>
-              </w:rPr>
-              <w:fldChar w:fldCharType="end"/>
-            </w:r>
-          </w:hyperlink>
-        </w:p>
-        <w:p>
-          <w:pPr>
-            <w:pStyle w:val="TDC2"/>
-            <w:tabs>
-              <w:tab w:val="right" w:leader="dot" w:pos="9592"/>
-            </w:tabs>
-            <w:rPr>
-              <w:rFonts w:eastAsiaTheme="minorEastAsia"/>
-              <w:noProof/>
-              <w:color w:val="auto"/>
-              <w:kern w:val="2"/>
-              <w:szCs w:val="24"/>
-              <w:lang w:val="es-CO" w:eastAsia="es-CO"/>
-              <w14:ligatures w14:val="standardContextual"/>
-            </w:rPr>
-          </w:pPr>
-          <w:hyperlink w:anchor="_Toc206394088" w:history="1">
-            <w:r>
-              <w:rPr>
-                <w:rStyle w:val="Hipervnculo"/>
-                <w:noProof/>
-                <w:lang w:val="es-CO"/>
-              </w:rPr>
-              <w:t>2.2 El Nodo (TAIAgentsNode): La Unidad de Trabajo</w:t>
-            </w:r>
-            <w:r>
-              <w:rPr>
-                <w:noProof/>
-                <w:webHidden/>
-              </w:rPr>
-              <w:tab/>
-            </w:r>
-            <w:r>
-              <w:rPr>
-                <w:noProof/>
-                <w:webHidden/>
-              </w:rPr>
-              <w:fldChar w:fldCharType="begin"/>
-            </w:r>
-            <w:r>
-              <w:rPr>
-                <w:noProof/>
-                <w:webHidden/>
-              </w:rPr>
-              <w:instrText xml:space="preserve"> PAGEREF _Toc206394088 \h </w:instrText>
+              <w:instrText xml:space="preserve"> PAGEREF _Toc219538130 \h </w:instrText>
             </w:r>
             <w:r>
               <w:rPr>
@@ -1346,9 +1196,9 @@
         </w:p>
         <w:p>
           <w:pPr>
-            <w:pStyle w:val="TDC3"/>
+            <w:pStyle w:val="TDC2"/>
             <w:tabs>
-              <w:tab w:val="right" w:leader="dot" w:pos="9592"/>
+              <w:tab w:val="right" w:leader="underscore" w:pos="9592"/>
             </w:tabs>
             <w:rPr>
               <w:rFonts w:eastAsiaTheme="minorEastAsia"/>
@@ -1360,14 +1210,14 @@
               <w14:ligatures w14:val="standardContextual"/>
             </w:rPr>
           </w:pPr>
-          <w:hyperlink w:anchor="_Toc206394089" w:history="1">
+          <w:hyperlink w:anchor="_Toc219538131" w:history="1">
             <w:r>
               <w:rPr>
                 <w:rStyle w:val="Hipervnculo"/>
                 <w:noProof/>
                 <w:lang w:val="es-CO"/>
               </w:rPr>
-              <w:t>Propiedades y Conceptos Clave:</w:t>
+              <w:t>2.1 El Orquestador (TAIAgents): El Cerebro del Operativo</w:t>
             </w:r>
             <w:r>
               <w:rPr>
@@ -1388,7 +1238,7 @@
                 <w:noProof/>
                 <w:webHidden/>
               </w:rPr>
-              <w:instrText xml:space="preserve"> PAGEREF _Toc206394089 \h </w:instrText>
+              <w:instrText xml:space="preserve"> PAGEREF _Toc219538131 \h </w:instrText>
             </w:r>
             <w:r>
               <w:rPr>
@@ -1421,9 +1271,9 @@
         </w:p>
         <w:p>
           <w:pPr>
-            <w:pStyle w:val="TDC3"/>
+            <w:pStyle w:val="TDC2"/>
             <w:tabs>
-              <w:tab w:val="right" w:leader="dot" w:pos="9592"/>
+              <w:tab w:val="right" w:leader="underscore" w:pos="9592"/>
             </w:tabs>
             <w:rPr>
               <w:rFonts w:eastAsiaTheme="minorEastAsia"/>
@@ -1435,7 +1285,157 @@
               <w14:ligatures w14:val="standardContextual"/>
             </w:rPr>
           </w:pPr>
-          <w:hyperlink w:anchor="_Toc206394090" w:history="1">
+          <w:hyperlink w:anchor="_Toc219538132" w:history="1">
+            <w:r>
+              <w:rPr>
+                <w:rStyle w:val="Hipervnculo"/>
+                <w:noProof/>
+                <w:lang w:val="es-CO"/>
+              </w:rPr>
+              <w:t>2.2 El Nodo (TAIAgentsNode): La Unidad de Trabajo</w:t>
+            </w:r>
+            <w:r>
+              <w:rPr>
+                <w:noProof/>
+                <w:webHidden/>
+              </w:rPr>
+              <w:tab/>
+            </w:r>
+            <w:r>
+              <w:rPr>
+                <w:noProof/>
+                <w:webHidden/>
+              </w:rPr>
+              <w:fldChar w:fldCharType="begin"/>
+            </w:r>
+            <w:r>
+              <w:rPr>
+                <w:noProof/>
+                <w:webHidden/>
+              </w:rPr>
+              <w:instrText xml:space="preserve"> PAGEREF _Toc219538132 \h </w:instrText>
+            </w:r>
+            <w:r>
+              <w:rPr>
+                <w:noProof/>
+                <w:webHidden/>
+              </w:rPr>
+            </w:r>
+            <w:r>
+              <w:rPr>
+                <w:noProof/>
+                <w:webHidden/>
+              </w:rPr>
+              <w:fldChar w:fldCharType="separate"/>
+            </w:r>
+            <w:r>
+              <w:rPr>
+                <w:noProof/>
+                <w:webHidden/>
+              </w:rPr>
+              <w:t>8</w:t>
+            </w:r>
+            <w:r>
+              <w:rPr>
+                <w:noProof/>
+                <w:webHidden/>
+              </w:rPr>
+              <w:fldChar w:fldCharType="end"/>
+            </w:r>
+          </w:hyperlink>
+        </w:p>
+        <w:p>
+          <w:pPr>
+            <w:pStyle w:val="TDC3"/>
+            <w:tabs>
+              <w:tab w:val="right" w:leader="underscore" w:pos="9592"/>
+            </w:tabs>
+            <w:rPr>
+              <w:rFonts w:eastAsiaTheme="minorEastAsia"/>
+              <w:noProof/>
+              <w:color w:val="auto"/>
+              <w:kern w:val="2"/>
+              <w:szCs w:val="24"/>
+              <w:lang w:val="es-CO" w:eastAsia="es-CO"/>
+              <w14:ligatures w14:val="standardContextual"/>
+            </w:rPr>
+          </w:pPr>
+          <w:hyperlink w:anchor="_Toc219538133" w:history="1">
+            <w:r>
+              <w:rPr>
+                <w:rStyle w:val="Hipervnculo"/>
+                <w:noProof/>
+                <w:lang w:val="es-CO"/>
+              </w:rPr>
+              <w:t>Propiedades y Conceptos Clave:</w:t>
+            </w:r>
+            <w:r>
+              <w:rPr>
+                <w:noProof/>
+                <w:webHidden/>
+              </w:rPr>
+              <w:tab/>
+            </w:r>
+            <w:r>
+              <w:rPr>
+                <w:noProof/>
+                <w:webHidden/>
+              </w:rPr>
+              <w:fldChar w:fldCharType="begin"/>
+            </w:r>
+            <w:r>
+              <w:rPr>
+                <w:noProof/>
+                <w:webHidden/>
+              </w:rPr>
+              <w:instrText xml:space="preserve"> PAGEREF _Toc219538133 \h </w:instrText>
+            </w:r>
+            <w:r>
+              <w:rPr>
+                <w:noProof/>
+                <w:webHidden/>
+              </w:rPr>
+            </w:r>
+            <w:r>
+              <w:rPr>
+                <w:noProof/>
+                <w:webHidden/>
+              </w:rPr>
+              <w:fldChar w:fldCharType="separate"/>
+            </w:r>
+            <w:r>
+              <w:rPr>
+                <w:noProof/>
+                <w:webHidden/>
+              </w:rPr>
+              <w:t>8</w:t>
+            </w:r>
+            <w:r>
+              <w:rPr>
+                <w:noProof/>
+                <w:webHidden/>
+              </w:rPr>
+              <w:fldChar w:fldCharType="end"/>
+            </w:r>
+          </w:hyperlink>
+        </w:p>
+        <w:p>
+          <w:pPr>
+            <w:pStyle w:val="TDC3"/>
+            <w:tabs>
+              <w:tab w:val="right" w:leader="underscore" w:pos="9592"/>
+            </w:tabs>
+            <w:rPr>
+              <w:rFonts w:eastAsiaTheme="minorEastAsia"/>
+              <w:noProof/>
+              <w:color w:val="auto"/>
+              <w:kern w:val="2"/>
+              <w:szCs w:val="24"/>
+              <w:lang w:val="es-CO" w:eastAsia="es-CO"/>
+              <w14:ligatures w14:val="standardContextual"/>
+            </w:rPr>
+          </w:pPr>
+          <w:hyperlink w:anchor="_Toc219538134" w:history="1">
             <w:r>
               <w:rPr>
                 <w:rStyle w:val="Hipervnculo"/>
@@ -1463,7 +1463,7 @@
                 <w:noProof/>
                 <w:webHidden/>
               </w:rPr>
-              <w:instrText xml:space="preserve"> PAGEREF _Toc206394090 \h </w:instrText>
+              <w:instrText xml:space="preserve"> PAGEREF _Toc219538134 \h </w:instrText>
             </w:r>
             <w:r>
               <w:rPr>
@@ -1483,7 +1483,7 @@
                 <w:noProof/>
                 <w:webHidden/>
               </w:rPr>
-              <w:t>9</w:t>
+              <w:t>10</w:t>
             </w:r>
             <w:r>
               <w:rPr>
@@ -1498,7 +1498,7 @@
           <w:pPr>
             <w:pStyle w:val="TDC2"/>
             <w:tabs>
-              <w:tab w:val="right" w:leader="dot" w:pos="9592"/>
+              <w:tab w:val="right" w:leader="underscore" w:pos="9592"/>
             </w:tabs>
             <w:rPr>
               <w:rFonts w:eastAsiaTheme="minorEastAsia"/>
@@ -1510,7 +1510,7 @@
               <w14:ligatures w14:val="standardContextual"/>
             </w:rPr>
           </w:pPr>
-          <w:hyperlink w:anchor="_Toc206394091" w:history="1">
+          <w:hyperlink w:anchor="_Toc219538135" w:history="1">
             <w:r>
               <w:rPr>
                 <w:rStyle w:val="Hipervnculo"/>
@@ -1538,7 +1538,7 @@
                 <w:noProof/>
                 <w:webHidden/>
               </w:rPr>
-              <w:instrText xml:space="preserve"> PAGEREF _Toc206394091 \h </w:instrText>
+              <w:instrText xml:space="preserve"> PAGEREF _Toc219538135 \h </w:instrText>
             </w:r>
             <w:r>
               <w:rPr>
@@ -1558,7 +1558,7 @@
                 <w:noProof/>
                 <w:webHidden/>
               </w:rPr>
-              <w:t>9</w:t>
+              <w:t>10</w:t>
             </w:r>
             <w:r>
               <w:rPr>
@@ -1573,7 +1573,7 @@
           <w:pPr>
             <w:pStyle w:val="TDC3"/>
             <w:tabs>
-              <w:tab w:val="right" w:leader="dot" w:pos="9592"/>
+              <w:tab w:val="right" w:leader="underscore" w:pos="9592"/>
             </w:tabs>
             <w:rPr>
               <w:rFonts w:eastAsiaTheme="minorEastAsia"/>
@@ -1585,7 +1585,7 @@
               <w14:ligatures w14:val="standardContextual"/>
             </w:rPr>
           </w:pPr>
-          <w:hyperlink w:anchor="_Toc206394092" w:history="1">
+          <w:hyperlink w:anchor="_Toc219538136" w:history="1">
             <w:r>
               <w:rPr>
                 <w:rStyle w:val="Hipervnculo"/>
@@ -1613,7 +1613,7 @@
                 <w:noProof/>
                 <w:webHidden/>
               </w:rPr>
-              <w:instrText xml:space="preserve"> PAGEREF _Toc206394092 \h </w:instrText>
+              <w:instrText xml:space="preserve"> PAGEREF _Toc219538136 \h </w:instrText>
             </w:r>
             <w:r>
               <w:rPr>
@@ -1633,7 +1633,7 @@
                 <w:noProof/>
                 <w:webHidden/>
               </w:rPr>
-              <w:t>9</w:t>
+              <w:t>10</w:t>
             </w:r>
             <w:r>
               <w:rPr>
@@ -1648,7 +1648,7 @@
           <w:pPr>
             <w:pStyle w:val="TDC2"/>
             <w:tabs>
-              <w:tab w:val="right" w:leader="dot" w:pos="9592"/>
+              <w:tab w:val="right" w:leader="underscore" w:pos="9592"/>
             </w:tabs>
             <w:rPr>
               <w:rFonts w:eastAsiaTheme="minorEastAsia"/>
@@ -1660,7 +1660,7 @@
               <w14:ligatures w14:val="standardContextual"/>
             </w:rPr>
           </w:pPr>
-          <w:hyperlink w:anchor="_Toc206394093" w:history="1">
+          <w:hyperlink w:anchor="_Toc219538137" w:history="1">
             <w:r>
               <w:rPr>
                 <w:rStyle w:val="Hipervnculo"/>
@@ -1688,7 +1688,7 @@
                 <w:noProof/>
                 <w:webHidden/>
               </w:rPr>
-              <w:instrText xml:space="preserve"> PAGEREF _Toc206394093 \h </w:instrText>
+              <w:instrText xml:space="preserve"> PAGEREF _Toc219538137 \h </w:instrText>
             </w:r>
             <w:r>
               <w:rPr>
@@ -1708,7 +1708,7 @@
                 <w:noProof/>
                 <w:webHidden/>
               </w:rPr>
-              <w:t>11</w:t>
+              <w:t>12</w:t>
             </w:r>
             <w:r>
               <w:rPr>
@@ -1723,7 +1723,7 @@
           <w:pPr>
             <w:pStyle w:val="TDC3"/>
             <w:tabs>
-              <w:tab w:val="right" w:leader="dot" w:pos="9592"/>
+              <w:tab w:val="right" w:leader="underscore" w:pos="9592"/>
             </w:tabs>
             <w:rPr>
               <w:rFonts w:eastAsiaTheme="minorEastAsia"/>
@@ -1735,7 +1735,7 @@
               <w14:ligatures w14:val="standardContextual"/>
             </w:rPr>
           </w:pPr>
-          <w:hyperlink w:anchor="_Toc206394094" w:history="1">
+          <w:hyperlink w:anchor="_Toc219538138" w:history="1">
             <w:r>
               <w:rPr>
                 <w:rStyle w:val="Hipervnculo"/>
@@ -1763,7 +1763,7 @@
                 <w:noProof/>
                 <w:webHidden/>
               </w:rPr>
-              <w:instrText xml:space="preserve"> PAGEREF _Toc206394094 \h </w:instrText>
+              <w:instrText xml:space="preserve"> PAGEREF _Toc219538138 \h </w:instrText>
             </w:r>
             <w:r>
               <w:rPr>
@@ -1783,7 +1783,7 @@
                 <w:noProof/>
                 <w:webHidden/>
               </w:rPr>
-              <w:t>11</w:t>
+              <w:t>12</w:t>
             </w:r>
             <w:r>
               <w:rPr>
@@ -1798,7 +1798,7 @@
           <w:pPr>
             <w:pStyle w:val="TDC3"/>
             <w:tabs>
-              <w:tab w:val="right" w:leader="dot" w:pos="9592"/>
+              <w:tab w:val="right" w:leader="underscore" w:pos="9592"/>
             </w:tabs>
             <w:rPr>
               <w:rFonts w:eastAsiaTheme="minorEastAsia"/>
@@ -1810,7 +1810,7 @@
               <w14:ligatures w14:val="standardContextual"/>
             </w:rPr>
           </w:pPr>
-          <w:hyperlink w:anchor="_Toc206394095" w:history="1">
+          <w:hyperlink w:anchor="_Toc219538139" w:history="1">
             <w:r>
               <w:rPr>
                 <w:rStyle w:val="Hipervnculo"/>
@@ -1838,7 +1838,7 @@
                 <w:noProof/>
                 <w:webHidden/>
               </w:rPr>
-              <w:instrText xml:space="preserve"> PAGEREF _Toc206394095 \h </w:instrText>
+              <w:instrText xml:space="preserve"> PAGEREF _Toc219538139 \h </w:instrText>
             </w:r>
             <w:r>
               <w:rPr>
@@ -1858,7 +1858,7 @@
                 <w:noProof/>
                 <w:webHidden/>
               </w:rPr>
-              <w:t>11</w:t>
+              <w:t>12</w:t>
             </w:r>
             <w:r>
               <w:rPr>
@@ -1873,7 +1873,7 @@
           <w:pPr>
             <w:pStyle w:val="TDC2"/>
             <w:tabs>
-              <w:tab w:val="right" w:leader="dot" w:pos="9592"/>
+              <w:tab w:val="right" w:leader="underscore" w:pos="9592"/>
             </w:tabs>
             <w:rPr>
               <w:rFonts w:eastAsiaTheme="minorEastAsia"/>
@@ -1885,7 +1885,7 @@
               <w14:ligatures w14:val="standardContextual"/>
             </w:rPr>
           </w:pPr>
-          <w:hyperlink w:anchor="_Toc206394096" w:history="1">
+          <w:hyperlink w:anchor="_Toc219538140" w:history="1">
             <w:r>
               <w:rPr>
                 <w:rStyle w:val="Hipervnculo"/>
@@ -1913,232 +1913,7 @@
                 <w:noProof/>
                 <w:webHidden/>
               </w:rPr>
-              <w:instrText xml:space="preserve"> PAGEREF _Toc206394096 \h </w:instrText>
-            </w:r>
-            <w:r>
-              <w:rPr>
-                <w:noProof/>
-                <w:webHidden/>
-              </w:rPr>
-            </w:r>
-            <w:r>
-              <w:rPr>
-                <w:noProof/>
-                <w:webHidden/>
-              </w:rPr>
-              <w:fldChar w:fldCharType="separate"/>
-            </w:r>
-            <w:r>
-              <w:rPr>
-                <w:noProof/>
-                <w:webHidden/>
-              </w:rPr>
-              <w:t>13</w:t>
-            </w:r>
-            <w:r>
-              <w:rPr>
-                <w:noProof/>
-                <w:webHidden/>
-              </w:rPr>
-              <w:fldChar w:fldCharType="end"/>
-            </w:r>
-          </w:hyperlink>
-        </w:p>
-        <w:p>
-          <w:pPr>
-            <w:pStyle w:val="TDC3"/>
-            <w:tabs>
-              <w:tab w:val="right" w:leader="dot" w:pos="9592"/>
-            </w:tabs>
-            <w:rPr>
-              <w:rFonts w:eastAsiaTheme="minorEastAsia"/>
-              <w:noProof/>
-              <w:color w:val="auto"/>
-              <w:kern w:val="2"/>
-              <w:szCs w:val="24"/>
-              <w:lang w:val="es-CO" w:eastAsia="es-CO"/>
-              <w14:ligatures w14:val="standardContextual"/>
-            </w:rPr>
-          </w:pPr>
-          <w:hyperlink w:anchor="_Toc206394097" w:history="1">
-            <w:r>
-              <w:rPr>
-                <w:rStyle w:val="Hipervnculo"/>
-                <w:noProof/>
-                <w:lang w:val="es-CO"/>
-              </w:rPr>
-              <w:t>¿Por qué usar Herramientas?</w:t>
-            </w:r>
-            <w:r>
-              <w:rPr>
-                <w:noProof/>
-                <w:webHidden/>
-              </w:rPr>
-              <w:tab/>
-            </w:r>
-            <w:r>
-              <w:rPr>
-                <w:noProof/>
-                <w:webHidden/>
-              </w:rPr>
-              <w:fldChar w:fldCharType="begin"/>
-            </w:r>
-            <w:r>
-              <w:rPr>
-                <w:noProof/>
-                <w:webHidden/>
-              </w:rPr>
-              <w:instrText xml:space="preserve"> PAGEREF _Toc206394097 \h </w:instrText>
-            </w:r>
-            <w:r>
-              <w:rPr>
-                <w:noProof/>
-                <w:webHidden/>
-              </w:rPr>
-            </w:r>
-            <w:r>
-              <w:rPr>
-                <w:noProof/>
-                <w:webHidden/>
-              </w:rPr>
-              <w:fldChar w:fldCharType="separate"/>
-            </w:r>
-            <w:r>
-              <w:rPr>
-                <w:noProof/>
-                <w:webHidden/>
-              </w:rPr>
-              <w:t>13</w:t>
-            </w:r>
-            <w:r>
-              <w:rPr>
-                <w:noProof/>
-                <w:webHidden/>
-              </w:rPr>
-              <w:fldChar w:fldCharType="end"/>
-            </w:r>
-          </w:hyperlink>
-        </w:p>
-        <w:p>
-          <w:pPr>
-            <w:pStyle w:val="TDC3"/>
-            <w:tabs>
-              <w:tab w:val="right" w:leader="dot" w:pos="9592"/>
-            </w:tabs>
-            <w:rPr>
-              <w:rFonts w:eastAsiaTheme="minorEastAsia"/>
-              <w:noProof/>
-              <w:color w:val="auto"/>
-              <w:kern w:val="2"/>
-              <w:szCs w:val="24"/>
-              <w:lang w:val="es-CO" w:eastAsia="es-CO"/>
-              <w14:ligatures w14:val="standardContextual"/>
-            </w:rPr>
-          </w:pPr>
-          <w:hyperlink w:anchor="_Toc206394098" w:history="1">
-            <w:r>
-              <w:rPr>
-                <w:rStyle w:val="Hipervnculo"/>
-                <w:noProof/>
-                <w:lang w:val="es-CO"/>
-              </w:rPr>
-              <w:t>Anatomía de una Herramienta:</w:t>
-            </w:r>
-            <w:r>
-              <w:rPr>
-                <w:noProof/>
-                <w:webHidden/>
-              </w:rPr>
-              <w:tab/>
-            </w:r>
-            <w:r>
-              <w:rPr>
-                <w:noProof/>
-                <w:webHidden/>
-              </w:rPr>
-              <w:fldChar w:fldCharType="begin"/>
-            </w:r>
-            <w:r>
-              <w:rPr>
-                <w:noProof/>
-                <w:webHidden/>
-              </w:rPr>
-              <w:instrText xml:space="preserve"> PAGEREF _Toc206394098 \h </w:instrText>
-            </w:r>
-            <w:r>
-              <w:rPr>
-                <w:noProof/>
-                <w:webHidden/>
-              </w:rPr>
-            </w:r>
-            <w:r>
-              <w:rPr>
-                <w:noProof/>
-                <w:webHidden/>
-              </w:rPr>
-              <w:fldChar w:fldCharType="separate"/>
-            </w:r>
-            <w:r>
-              <w:rPr>
-                <w:noProof/>
-                <w:webHidden/>
-              </w:rPr>
-              <w:t>13</w:t>
-            </w:r>
-            <w:r>
-              <w:rPr>
-                <w:noProof/>
-                <w:webHidden/>
-              </w:rPr>
-              <w:fldChar w:fldCharType="end"/>
-            </w:r>
-          </w:hyperlink>
-        </w:p>
-        <w:p>
-          <w:pPr>
-            <w:pStyle w:val="TDC3"/>
-            <w:tabs>
-              <w:tab w:val="right" w:leader="dot" w:pos="9592"/>
-            </w:tabs>
-            <w:rPr>
-              <w:rFonts w:eastAsiaTheme="minorEastAsia"/>
-              <w:noProof/>
-              <w:color w:val="auto"/>
-              <w:kern w:val="2"/>
-              <w:szCs w:val="24"/>
-              <w:lang w:val="es-CO" w:eastAsia="es-CO"/>
-              <w14:ligatures w14:val="standardContextual"/>
-            </w:rPr>
-          </w:pPr>
-          <w:hyperlink w:anchor="_Toc206394099" w:history="1">
-            <w:r>
-              <w:rPr>
-                <w:rStyle w:val="Hipervnculo"/>
-                <w:noProof/>
-                <w:lang w:val="es-CO"/>
-              </w:rPr>
-              <w:t>¿Cómo se usa?</w:t>
-            </w:r>
-            <w:r>
-              <w:rPr>
-                <w:noProof/>
-                <w:webHidden/>
-              </w:rPr>
-              <w:tab/>
-            </w:r>
-            <w:r>
-              <w:rPr>
-                <w:noProof/>
-                <w:webHidden/>
-              </w:rPr>
-              <w:fldChar w:fldCharType="begin"/>
-            </w:r>
-            <w:r>
-              <w:rPr>
-                <w:noProof/>
-                <w:webHidden/>
-              </w:rPr>
-              <w:instrText xml:space="preserve"> PAGEREF _Toc206394099 \h </w:instrText>
+              <w:instrText xml:space="preserve"> PAGEREF _Toc219538140 \h </w:instrText>
             </w:r>
             <w:r>
               <w:rPr>
@@ -2170,6 +1945,2736 @@
           </w:hyperlink>
         </w:p>
         <w:p>
+          <w:pPr>
+            <w:pStyle w:val="TDC3"/>
+            <w:tabs>
+              <w:tab w:val="right" w:leader="underscore" w:pos="9592"/>
+            </w:tabs>
+            <w:rPr>
+              <w:rFonts w:eastAsiaTheme="minorEastAsia"/>
+              <w:noProof/>
+              <w:color w:val="auto"/>
+              <w:kern w:val="2"/>
+              <w:szCs w:val="24"/>
+              <w:lang w:val="es-CO" w:eastAsia="es-CO"/>
+              <w14:ligatures w14:val="standardContextual"/>
+            </w:rPr>
+          </w:pPr>
+          <w:hyperlink w:anchor="_Toc219538141" w:history="1">
+            <w:r>
+              <w:rPr>
+                <w:rStyle w:val="Hipervnculo"/>
+                <w:noProof/>
+                <w:lang w:val="es-CO"/>
+              </w:rPr>
+              <w:t>¿Por qué usar Herramientas?</w:t>
+            </w:r>
+            <w:r>
+              <w:rPr>
+                <w:noProof/>
+                <w:webHidden/>
+              </w:rPr>
+              <w:tab/>
+            </w:r>
+            <w:r>
+              <w:rPr>
+                <w:noProof/>
+                <w:webHidden/>
+              </w:rPr>
+              <w:fldChar w:fldCharType="begin"/>
+            </w:r>
+            <w:r>
+              <w:rPr>
+                <w:noProof/>
+                <w:webHidden/>
+              </w:rPr>
+              <w:instrText xml:space="preserve"> PAGEREF _Toc219538141 \h </w:instrText>
+            </w:r>
+            <w:r>
+              <w:rPr>
+                <w:noProof/>
+                <w:webHidden/>
+              </w:rPr>
+            </w:r>
+            <w:r>
+              <w:rPr>
+                <w:noProof/>
+                <w:webHidden/>
+              </w:rPr>
+              <w:fldChar w:fldCharType="separate"/>
+            </w:r>
+            <w:r>
+              <w:rPr>
+                <w:noProof/>
+                <w:webHidden/>
+              </w:rPr>
+              <w:t>14</w:t>
+            </w:r>
+            <w:r>
+              <w:rPr>
+                <w:noProof/>
+                <w:webHidden/>
+              </w:rPr>
+              <w:fldChar w:fldCharType="end"/>
+            </w:r>
+          </w:hyperlink>
+        </w:p>
+        <w:p>
+          <w:pPr>
+            <w:pStyle w:val="TDC3"/>
+            <w:tabs>
+              <w:tab w:val="right" w:leader="underscore" w:pos="9592"/>
+            </w:tabs>
+            <w:rPr>
+              <w:rFonts w:eastAsiaTheme="minorEastAsia"/>
+              <w:noProof/>
+              <w:color w:val="auto"/>
+              <w:kern w:val="2"/>
+              <w:szCs w:val="24"/>
+              <w:lang w:val="es-CO" w:eastAsia="es-CO"/>
+              <w14:ligatures w14:val="standardContextual"/>
+            </w:rPr>
+          </w:pPr>
+          <w:hyperlink w:anchor="_Toc219538142" w:history="1">
+            <w:r>
+              <w:rPr>
+                <w:rStyle w:val="Hipervnculo"/>
+                <w:noProof/>
+                <w:lang w:val="es-CO"/>
+              </w:rPr>
+              <w:t>Anatomía de una Herramienta:</w:t>
+            </w:r>
+            <w:r>
+              <w:rPr>
+                <w:noProof/>
+                <w:webHidden/>
+              </w:rPr>
+              <w:tab/>
+            </w:r>
+            <w:r>
+              <w:rPr>
+                <w:noProof/>
+                <w:webHidden/>
+              </w:rPr>
+              <w:fldChar w:fldCharType="begin"/>
+            </w:r>
+            <w:r>
+              <w:rPr>
+                <w:noProof/>
+                <w:webHidden/>
+              </w:rPr>
+              <w:instrText xml:space="preserve"> PAGEREF _Toc219538142 \h </w:instrText>
+            </w:r>
+            <w:r>
+              <w:rPr>
+                <w:noProof/>
+                <w:webHidden/>
+              </w:rPr>
+            </w:r>
+            <w:r>
+              <w:rPr>
+                <w:noProof/>
+                <w:webHidden/>
+              </w:rPr>
+              <w:fldChar w:fldCharType="separate"/>
+            </w:r>
+            <w:r>
+              <w:rPr>
+                <w:noProof/>
+                <w:webHidden/>
+              </w:rPr>
+              <w:t>14</w:t>
+            </w:r>
+            <w:r>
+              <w:rPr>
+                <w:noProof/>
+                <w:webHidden/>
+              </w:rPr>
+              <w:fldChar w:fldCharType="end"/>
+            </w:r>
+          </w:hyperlink>
+        </w:p>
+        <w:p>
+          <w:pPr>
+            <w:pStyle w:val="TDC3"/>
+            <w:tabs>
+              <w:tab w:val="right" w:leader="underscore" w:pos="9592"/>
+            </w:tabs>
+            <w:rPr>
+              <w:rFonts w:eastAsiaTheme="minorEastAsia"/>
+              <w:noProof/>
+              <w:color w:val="auto"/>
+              <w:kern w:val="2"/>
+              <w:szCs w:val="24"/>
+              <w:lang w:val="es-CO" w:eastAsia="es-CO"/>
+              <w14:ligatures w14:val="standardContextual"/>
+            </w:rPr>
+          </w:pPr>
+          <w:hyperlink w:anchor="_Toc219538143" w:history="1">
+            <w:r>
+              <w:rPr>
+                <w:rStyle w:val="Hipervnculo"/>
+                <w:noProof/>
+                <w:lang w:val="es-CO"/>
+              </w:rPr>
+              <w:t>¿Cómo se usa?</w:t>
+            </w:r>
+            <w:r>
+              <w:rPr>
+                <w:noProof/>
+                <w:webHidden/>
+              </w:rPr>
+              <w:tab/>
+            </w:r>
+            <w:r>
+              <w:rPr>
+                <w:noProof/>
+                <w:webHidden/>
+              </w:rPr>
+              <w:fldChar w:fldCharType="begin"/>
+            </w:r>
+            <w:r>
+              <w:rPr>
+                <w:noProof/>
+                <w:webHidden/>
+              </w:rPr>
+              <w:instrText xml:space="preserve"> PAGEREF _Toc219538143 \h </w:instrText>
+            </w:r>
+            <w:r>
+              <w:rPr>
+                <w:noProof/>
+                <w:webHidden/>
+              </w:rPr>
+            </w:r>
+            <w:r>
+              <w:rPr>
+                <w:noProof/>
+                <w:webHidden/>
+              </w:rPr>
+              <w:fldChar w:fldCharType="separate"/>
+            </w:r>
+            <w:r>
+              <w:rPr>
+                <w:noProof/>
+                <w:webHidden/>
+              </w:rPr>
+              <w:t>15</w:t>
+            </w:r>
+            <w:r>
+              <w:rPr>
+                <w:noProof/>
+                <w:webHidden/>
+              </w:rPr>
+              <w:fldChar w:fldCharType="end"/>
+            </w:r>
+          </w:hyperlink>
+        </w:p>
+        <w:p>
+          <w:pPr>
+            <w:pStyle w:val="TDC1"/>
+            <w:rPr>
+              <w:rFonts w:eastAsiaTheme="minorEastAsia"/>
+              <w:color w:val="auto"/>
+              <w:kern w:val="2"/>
+              <w:szCs w:val="24"/>
+              <w:lang w:val="es-CO" w:eastAsia="es-CO"/>
+              <w14:ligatures w14:val="standardContextual"/>
+            </w:rPr>
+          </w:pPr>
+          <w:hyperlink w:anchor="_Toc219538144" w:history="1">
+            <w:r>
+              <w:rPr>
+                <w:rStyle w:val="Hipervnculo"/>
+                <w:lang w:val="es-CO"/>
+              </w:rPr>
+              <w:t>Módulo 3: ¡Hola, Mundo! - Tu Primer Grafo</w:t>
+            </w:r>
+            <w:r>
+              <w:rPr>
+                <w:webHidden/>
+              </w:rPr>
+              <w:tab/>
+            </w:r>
+            <w:r>
+              <w:rPr>
+                <w:webHidden/>
+              </w:rPr>
+              <w:fldChar w:fldCharType="begin"/>
+            </w:r>
+            <w:r>
+              <w:rPr>
+                <w:webHidden/>
+              </w:rPr>
+              <w:instrText xml:space="preserve"> PAGEREF _Toc219538144 \h </w:instrText>
+            </w:r>
+            <w:r>
+              <w:rPr>
+                <w:webHidden/>
+              </w:rPr>
+            </w:r>
+            <w:r>
+              <w:rPr>
+                <w:webHidden/>
+              </w:rPr>
+              <w:fldChar w:fldCharType="separate"/>
+            </w:r>
+            <w:r>
+              <w:rPr>
+                <w:webHidden/>
+              </w:rPr>
+              <w:t>16</w:t>
+            </w:r>
+            <w:r>
+              <w:rPr>
+                <w:webHidden/>
+              </w:rPr>
+              <w:fldChar w:fldCharType="end"/>
+            </w:r>
+          </w:hyperlink>
+        </w:p>
+        <w:p>
+          <w:pPr>
+            <w:pStyle w:val="TDC1"/>
+            <w:rPr>
+              <w:rFonts w:eastAsiaTheme="minorEastAsia"/>
+              <w:color w:val="auto"/>
+              <w:kern w:val="2"/>
+              <w:szCs w:val="24"/>
+              <w:lang w:val="es-CO" w:eastAsia="es-CO"/>
+              <w14:ligatures w14:val="standardContextual"/>
+            </w:rPr>
+          </w:pPr>
+          <w:hyperlink w:anchor="_Toc219538145" w:history="1">
+            <w:r>
+              <w:rPr>
+                <w:rStyle w:val="Hipervnculo"/>
+                <w:lang w:val="es-CO"/>
+              </w:rPr>
+              <w:t>Módulo 4: Tomando Decisiones - Enrutamiento Condicional</w:t>
+            </w:r>
+            <w:r>
+              <w:rPr>
+                <w:webHidden/>
+              </w:rPr>
+              <w:tab/>
+            </w:r>
+            <w:r>
+              <w:rPr>
+                <w:webHidden/>
+              </w:rPr>
+              <w:fldChar w:fldCharType="begin"/>
+            </w:r>
+            <w:r>
+              <w:rPr>
+                <w:webHidden/>
+              </w:rPr>
+              <w:instrText xml:space="preserve"> PAGEREF _Toc219538145 \h </w:instrText>
+            </w:r>
+            <w:r>
+              <w:rPr>
+                <w:webHidden/>
+              </w:rPr>
+            </w:r>
+            <w:r>
+              <w:rPr>
+                <w:webHidden/>
+              </w:rPr>
+              <w:fldChar w:fldCharType="separate"/>
+            </w:r>
+            <w:r>
+              <w:rPr>
+                <w:webHidden/>
+              </w:rPr>
+              <w:t>20</w:t>
+            </w:r>
+            <w:r>
+              <w:rPr>
+                <w:webHidden/>
+              </w:rPr>
+              <w:fldChar w:fldCharType="end"/>
+            </w:r>
+          </w:hyperlink>
+        </w:p>
+        <w:p>
+          <w:pPr>
+            <w:pStyle w:val="TDC3"/>
+            <w:tabs>
+              <w:tab w:val="right" w:leader="underscore" w:pos="9592"/>
+            </w:tabs>
+            <w:rPr>
+              <w:rFonts w:eastAsiaTheme="minorEastAsia"/>
+              <w:noProof/>
+              <w:color w:val="auto"/>
+              <w:kern w:val="2"/>
+              <w:szCs w:val="24"/>
+              <w:lang w:val="es-CO" w:eastAsia="es-CO"/>
+              <w14:ligatures w14:val="standardContextual"/>
+            </w:rPr>
+          </w:pPr>
+          <w:hyperlink w:anchor="_Toc219538146" w:history="1">
+            <w:r>
+              <w:rPr>
+                <w:rStyle w:val="Hipervnculo"/>
+                <w:noProof/>
+                <w:lang w:val="es-CO"/>
+              </w:rPr>
+              <w:t>Paso 1: Diseño del Grafo en el Formulario</w:t>
+            </w:r>
+            <w:r>
+              <w:rPr>
+                <w:noProof/>
+                <w:webHidden/>
+              </w:rPr>
+              <w:tab/>
+            </w:r>
+            <w:r>
+              <w:rPr>
+                <w:noProof/>
+                <w:webHidden/>
+              </w:rPr>
+              <w:fldChar w:fldCharType="begin"/>
+            </w:r>
+            <w:r>
+              <w:rPr>
+                <w:noProof/>
+                <w:webHidden/>
+              </w:rPr>
+              <w:instrText xml:space="preserve"> PAGEREF _Toc219538146 \h </w:instrText>
+            </w:r>
+            <w:r>
+              <w:rPr>
+                <w:noProof/>
+                <w:webHidden/>
+              </w:rPr>
+            </w:r>
+            <w:r>
+              <w:rPr>
+                <w:noProof/>
+                <w:webHidden/>
+              </w:rPr>
+              <w:fldChar w:fldCharType="separate"/>
+            </w:r>
+            <w:r>
+              <w:rPr>
+                <w:noProof/>
+                <w:webHidden/>
+              </w:rPr>
+              <w:t>20</w:t>
+            </w:r>
+            <w:r>
+              <w:rPr>
+                <w:noProof/>
+                <w:webHidden/>
+              </w:rPr>
+              <w:fldChar w:fldCharType="end"/>
+            </w:r>
+          </w:hyperlink>
+        </w:p>
+        <w:p>
+          <w:pPr>
+            <w:pStyle w:val="TDC3"/>
+            <w:tabs>
+              <w:tab w:val="right" w:leader="underscore" w:pos="9592"/>
+            </w:tabs>
+            <w:rPr>
+              <w:rFonts w:eastAsiaTheme="minorEastAsia"/>
+              <w:noProof/>
+              <w:color w:val="auto"/>
+              <w:kern w:val="2"/>
+              <w:szCs w:val="24"/>
+              <w:lang w:val="es-CO" w:eastAsia="es-CO"/>
+              <w14:ligatures w14:val="standardContextual"/>
+            </w:rPr>
+          </w:pPr>
+          <w:hyperlink w:anchor="_Toc219538147" w:history="1">
+            <w:r>
+              <w:rPr>
+                <w:rStyle w:val="Hipervnculo"/>
+                <w:noProof/>
+                <w:lang w:val="es-CO"/>
+              </w:rPr>
+              <w:t>Paso 2: Implementando la Lógica de Decisión</w:t>
+            </w:r>
+            <w:r>
+              <w:rPr>
+                <w:noProof/>
+                <w:webHidden/>
+              </w:rPr>
+              <w:tab/>
+            </w:r>
+            <w:r>
+              <w:rPr>
+                <w:noProof/>
+                <w:webHidden/>
+              </w:rPr>
+              <w:fldChar w:fldCharType="begin"/>
+            </w:r>
+            <w:r>
+              <w:rPr>
+                <w:noProof/>
+                <w:webHidden/>
+              </w:rPr>
+              <w:instrText xml:space="preserve"> PAGEREF _Toc219538147 \h </w:instrText>
+            </w:r>
+            <w:r>
+              <w:rPr>
+                <w:noProof/>
+                <w:webHidden/>
+              </w:rPr>
+            </w:r>
+            <w:r>
+              <w:rPr>
+                <w:noProof/>
+                <w:webHidden/>
+              </w:rPr>
+              <w:fldChar w:fldCharType="separate"/>
+            </w:r>
+            <w:r>
+              <w:rPr>
+                <w:noProof/>
+                <w:webHidden/>
+              </w:rPr>
+              <w:t>21</w:t>
+            </w:r>
+            <w:r>
+              <w:rPr>
+                <w:noProof/>
+                <w:webHidden/>
+              </w:rPr>
+              <w:fldChar w:fldCharType="end"/>
+            </w:r>
+          </w:hyperlink>
+        </w:p>
+        <w:p>
+          <w:pPr>
+            <w:pStyle w:val="TDC3"/>
+            <w:tabs>
+              <w:tab w:val="right" w:leader="underscore" w:pos="9592"/>
+            </w:tabs>
+            <w:rPr>
+              <w:rFonts w:eastAsiaTheme="minorEastAsia"/>
+              <w:noProof/>
+              <w:color w:val="auto"/>
+              <w:kern w:val="2"/>
+              <w:szCs w:val="24"/>
+              <w:lang w:val="es-CO" w:eastAsia="es-CO"/>
+              <w14:ligatures w14:val="standardContextual"/>
+            </w:rPr>
+          </w:pPr>
+          <w:hyperlink w:anchor="_Toc219538148" w:history="1">
+            <w:r>
+              <w:rPr>
+                <w:rStyle w:val="Hipervnculo"/>
+                <w:noProof/>
+                <w:lang w:val="es-CO"/>
+              </w:rPr>
+              <w:t>Paso 3: Configurando el Enlace Condicional por Código</w:t>
+            </w:r>
+            <w:r>
+              <w:rPr>
+                <w:noProof/>
+                <w:webHidden/>
+              </w:rPr>
+              <w:tab/>
+            </w:r>
+            <w:r>
+              <w:rPr>
+                <w:noProof/>
+                <w:webHidden/>
+              </w:rPr>
+              <w:fldChar w:fldCharType="begin"/>
+            </w:r>
+            <w:r>
+              <w:rPr>
+                <w:noProof/>
+                <w:webHidden/>
+              </w:rPr>
+              <w:instrText xml:space="preserve"> PAGEREF _Toc219538148 \h </w:instrText>
+            </w:r>
+            <w:r>
+              <w:rPr>
+                <w:noProof/>
+                <w:webHidden/>
+              </w:rPr>
+            </w:r>
+            <w:r>
+              <w:rPr>
+                <w:noProof/>
+                <w:webHidden/>
+              </w:rPr>
+              <w:fldChar w:fldCharType="separate"/>
+            </w:r>
+            <w:r>
+              <w:rPr>
+                <w:noProof/>
+                <w:webHidden/>
+              </w:rPr>
+              <w:t>22</w:t>
+            </w:r>
+            <w:r>
+              <w:rPr>
+                <w:noProof/>
+                <w:webHidden/>
+              </w:rPr>
+              <w:fldChar w:fldCharType="end"/>
+            </w:r>
+          </w:hyperlink>
+        </w:p>
+        <w:p>
+          <w:pPr>
+            <w:pStyle w:val="TDC3"/>
+            <w:tabs>
+              <w:tab w:val="right" w:leader="underscore" w:pos="9592"/>
+            </w:tabs>
+            <w:rPr>
+              <w:rFonts w:eastAsiaTheme="minorEastAsia"/>
+              <w:noProof/>
+              <w:color w:val="auto"/>
+              <w:kern w:val="2"/>
+              <w:szCs w:val="24"/>
+              <w:lang w:val="es-CO" w:eastAsia="es-CO"/>
+              <w14:ligatures w14:val="standardContextual"/>
+            </w:rPr>
+          </w:pPr>
+          <w:hyperlink w:anchor="_Toc219538149" w:history="1">
+            <w:r>
+              <w:rPr>
+                <w:rStyle w:val="Hipervnculo"/>
+                <w:noProof/>
+                <w:lang w:val="es-CO"/>
+              </w:rPr>
+              <w:t>Paso 4: ¡A Probarlo!</w:t>
+            </w:r>
+            <w:r>
+              <w:rPr>
+                <w:noProof/>
+                <w:webHidden/>
+              </w:rPr>
+              <w:tab/>
+            </w:r>
+            <w:r>
+              <w:rPr>
+                <w:noProof/>
+                <w:webHidden/>
+              </w:rPr>
+              <w:fldChar w:fldCharType="begin"/>
+            </w:r>
+            <w:r>
+              <w:rPr>
+                <w:noProof/>
+                <w:webHidden/>
+              </w:rPr>
+              <w:instrText xml:space="preserve"> PAGEREF _Toc219538149 \h </w:instrText>
+            </w:r>
+            <w:r>
+              <w:rPr>
+                <w:noProof/>
+                <w:webHidden/>
+              </w:rPr>
+            </w:r>
+            <w:r>
+              <w:rPr>
+                <w:noProof/>
+                <w:webHidden/>
+              </w:rPr>
+              <w:fldChar w:fldCharType="separate"/>
+            </w:r>
+            <w:r>
+              <w:rPr>
+                <w:noProof/>
+                <w:webHidden/>
+              </w:rPr>
+              <w:t>23</w:t>
+            </w:r>
+            <w:r>
+              <w:rPr>
+                <w:noProof/>
+                <w:webHidden/>
+              </w:rPr>
+              <w:fldChar w:fldCharType="end"/>
+            </w:r>
+          </w:hyperlink>
+        </w:p>
+        <w:p>
+          <w:pPr>
+            <w:pStyle w:val="TDC1"/>
+            <w:rPr>
+              <w:rFonts w:eastAsiaTheme="minorEastAsia"/>
+              <w:color w:val="auto"/>
+              <w:kern w:val="2"/>
+              <w:szCs w:val="24"/>
+              <w:lang w:val="es-CO" w:eastAsia="es-CO"/>
+              <w14:ligatures w14:val="standardContextual"/>
+            </w:rPr>
+          </w:pPr>
+          <w:hyperlink w:anchor="_Toc219538150" w:history="1">
+            <w:r>
+              <w:rPr>
+                <w:rStyle w:val="Hipervnculo"/>
+                <w:lang w:val="es-CO"/>
+              </w:rPr>
+              <w:t>Módulo 5: Dividir y Conquistar - Ejecución en Paralelo (Fan-out)</w:t>
+            </w:r>
+            <w:r>
+              <w:rPr>
+                <w:webHidden/>
+              </w:rPr>
+              <w:tab/>
+            </w:r>
+            <w:r>
+              <w:rPr>
+                <w:webHidden/>
+              </w:rPr>
+              <w:fldChar w:fldCharType="begin"/>
+            </w:r>
+            <w:r>
+              <w:rPr>
+                <w:webHidden/>
+              </w:rPr>
+              <w:instrText xml:space="preserve"> PAGEREF _Toc219538150 \h </w:instrText>
+            </w:r>
+            <w:r>
+              <w:rPr>
+                <w:webHidden/>
+              </w:rPr>
+            </w:r>
+            <w:r>
+              <w:rPr>
+                <w:webHidden/>
+              </w:rPr>
+              <w:fldChar w:fldCharType="separate"/>
+            </w:r>
+            <w:r>
+              <w:rPr>
+                <w:webHidden/>
+              </w:rPr>
+              <w:t>25</w:t>
+            </w:r>
+            <w:r>
+              <w:rPr>
+                <w:webHidden/>
+              </w:rPr>
+              <w:fldChar w:fldCharType="end"/>
+            </w:r>
+          </w:hyperlink>
+        </w:p>
+        <w:p>
+          <w:pPr>
+            <w:pStyle w:val="TDC3"/>
+            <w:tabs>
+              <w:tab w:val="right" w:leader="underscore" w:pos="9592"/>
+            </w:tabs>
+            <w:rPr>
+              <w:rFonts w:eastAsiaTheme="minorEastAsia"/>
+              <w:noProof/>
+              <w:color w:val="auto"/>
+              <w:kern w:val="2"/>
+              <w:szCs w:val="24"/>
+              <w:lang w:val="es-CO" w:eastAsia="es-CO"/>
+              <w14:ligatures w14:val="standardContextual"/>
+            </w:rPr>
+          </w:pPr>
+          <w:hyperlink w:anchor="_Toc219538151" w:history="1">
+            <w:r>
+              <w:rPr>
+                <w:rStyle w:val="Hipervnculo"/>
+                <w:noProof/>
+                <w:lang w:val="es-CO"/>
+              </w:rPr>
+              <w:t>Paso 1: Diseño del Grafo Paralelo</w:t>
+            </w:r>
+            <w:r>
+              <w:rPr>
+                <w:noProof/>
+                <w:webHidden/>
+              </w:rPr>
+              <w:tab/>
+            </w:r>
+            <w:r>
+              <w:rPr>
+                <w:noProof/>
+                <w:webHidden/>
+              </w:rPr>
+              <w:fldChar w:fldCharType="begin"/>
+            </w:r>
+            <w:r>
+              <w:rPr>
+                <w:noProof/>
+                <w:webHidden/>
+              </w:rPr>
+              <w:instrText xml:space="preserve"> PAGEREF _Toc219538151 \h </w:instrText>
+            </w:r>
+            <w:r>
+              <w:rPr>
+                <w:noProof/>
+                <w:webHidden/>
+              </w:rPr>
+            </w:r>
+            <w:r>
+              <w:rPr>
+                <w:noProof/>
+                <w:webHidden/>
+              </w:rPr>
+              <w:fldChar w:fldCharType="separate"/>
+            </w:r>
+            <w:r>
+              <w:rPr>
+                <w:noProof/>
+                <w:webHidden/>
+              </w:rPr>
+              <w:t>25</w:t>
+            </w:r>
+            <w:r>
+              <w:rPr>
+                <w:noProof/>
+                <w:webHidden/>
+              </w:rPr>
+              <w:fldChar w:fldCharType="end"/>
+            </w:r>
+          </w:hyperlink>
+        </w:p>
+        <w:p>
+          <w:pPr>
+            <w:pStyle w:val="TDC3"/>
+            <w:tabs>
+              <w:tab w:val="right" w:leader="underscore" w:pos="9592"/>
+            </w:tabs>
+            <w:rPr>
+              <w:rFonts w:eastAsiaTheme="minorEastAsia"/>
+              <w:noProof/>
+              <w:color w:val="auto"/>
+              <w:kern w:val="2"/>
+              <w:szCs w:val="24"/>
+              <w:lang w:val="es-CO" w:eastAsia="es-CO"/>
+              <w14:ligatures w14:val="standardContextual"/>
+            </w:rPr>
+          </w:pPr>
+          <w:hyperlink w:anchor="_Toc219538152" w:history="1">
+            <w:r>
+              <w:rPr>
+                <w:rStyle w:val="Hipervnculo"/>
+                <w:noProof/>
+                <w:lang w:val="es-CO"/>
+              </w:rPr>
+              <w:t>Paso 2: Implementando la Lógica Paralela</w:t>
+            </w:r>
+            <w:r>
+              <w:rPr>
+                <w:noProof/>
+                <w:webHidden/>
+              </w:rPr>
+              <w:tab/>
+            </w:r>
+            <w:r>
+              <w:rPr>
+                <w:noProof/>
+                <w:webHidden/>
+              </w:rPr>
+              <w:fldChar w:fldCharType="begin"/>
+            </w:r>
+            <w:r>
+              <w:rPr>
+                <w:noProof/>
+                <w:webHidden/>
+              </w:rPr>
+              <w:instrText xml:space="preserve"> PAGEREF _Toc219538152 \h </w:instrText>
+            </w:r>
+            <w:r>
+              <w:rPr>
+                <w:noProof/>
+                <w:webHidden/>
+              </w:rPr>
+            </w:r>
+            <w:r>
+              <w:rPr>
+                <w:noProof/>
+                <w:webHidden/>
+              </w:rPr>
+              <w:fldChar w:fldCharType="separate"/>
+            </w:r>
+            <w:r>
+              <w:rPr>
+                <w:noProof/>
+                <w:webHidden/>
+              </w:rPr>
+              <w:t>27</w:t>
+            </w:r>
+            <w:r>
+              <w:rPr>
+                <w:noProof/>
+                <w:webHidden/>
+              </w:rPr>
+              <w:fldChar w:fldCharType="end"/>
+            </w:r>
+          </w:hyperlink>
+        </w:p>
+        <w:p>
+          <w:pPr>
+            <w:pStyle w:val="TDC3"/>
+            <w:tabs>
+              <w:tab w:val="right" w:leader="underscore" w:pos="9592"/>
+            </w:tabs>
+            <w:rPr>
+              <w:rFonts w:eastAsiaTheme="minorEastAsia"/>
+              <w:noProof/>
+              <w:color w:val="auto"/>
+              <w:kern w:val="2"/>
+              <w:szCs w:val="24"/>
+              <w:lang w:val="es-CO" w:eastAsia="es-CO"/>
+              <w14:ligatures w14:val="standardContextual"/>
+            </w:rPr>
+          </w:pPr>
+          <w:hyperlink w:anchor="_Toc219538153" w:history="1">
+            <w:r>
+              <w:rPr>
+                <w:rStyle w:val="Hipervnculo"/>
+                <w:noProof/>
+                <w:lang w:val="es-CO"/>
+              </w:rPr>
+              <w:t>Paso 3: ¡A Probarlo!</w:t>
+            </w:r>
+            <w:r>
+              <w:rPr>
+                <w:noProof/>
+                <w:webHidden/>
+              </w:rPr>
+              <w:tab/>
+            </w:r>
+            <w:r>
+              <w:rPr>
+                <w:noProof/>
+                <w:webHidden/>
+              </w:rPr>
+              <w:fldChar w:fldCharType="begin"/>
+            </w:r>
+            <w:r>
+              <w:rPr>
+                <w:noProof/>
+                <w:webHidden/>
+              </w:rPr>
+              <w:instrText xml:space="preserve"> PAGEREF _Toc219538153 \h </w:instrText>
+            </w:r>
+            <w:r>
+              <w:rPr>
+                <w:noProof/>
+                <w:webHidden/>
+              </w:rPr>
+            </w:r>
+            <w:r>
+              <w:rPr>
+                <w:noProof/>
+                <w:webHidden/>
+              </w:rPr>
+              <w:fldChar w:fldCharType="separate"/>
+            </w:r>
+            <w:r>
+              <w:rPr>
+                <w:noProof/>
+                <w:webHidden/>
+              </w:rPr>
+              <w:t>27</w:t>
+            </w:r>
+            <w:r>
+              <w:rPr>
+                <w:noProof/>
+                <w:webHidden/>
+              </w:rPr>
+              <w:fldChar w:fldCharType="end"/>
+            </w:r>
+          </w:hyperlink>
+        </w:p>
+        <w:p>
+          <w:pPr>
+            <w:pStyle w:val="TDC1"/>
+            <w:rPr>
+              <w:rFonts w:eastAsiaTheme="minorEastAsia"/>
+              <w:color w:val="auto"/>
+              <w:kern w:val="2"/>
+              <w:szCs w:val="24"/>
+              <w:lang w:val="es-CO" w:eastAsia="es-CO"/>
+              <w14:ligatures w14:val="standardContextual"/>
+            </w:rPr>
+          </w:pPr>
+          <w:hyperlink w:anchor="_Toc219538154" w:history="1">
+            <w:r>
+              <w:rPr>
+                <w:rStyle w:val="Hipervnculo"/>
+                <w:lang w:val="es-CO"/>
+              </w:rPr>
+              <w:t>Módulo 6: Juntando las Piezas - Sincronización de Ramas (Join)</w:t>
+            </w:r>
+            <w:r>
+              <w:rPr>
+                <w:webHidden/>
+              </w:rPr>
+              <w:tab/>
+            </w:r>
+            <w:r>
+              <w:rPr>
+                <w:webHidden/>
+              </w:rPr>
+              <w:fldChar w:fldCharType="begin"/>
+            </w:r>
+            <w:r>
+              <w:rPr>
+                <w:webHidden/>
+              </w:rPr>
+              <w:instrText xml:space="preserve"> PAGEREF _Toc219538154 \h </w:instrText>
+            </w:r>
+            <w:r>
+              <w:rPr>
+                <w:webHidden/>
+              </w:rPr>
+            </w:r>
+            <w:r>
+              <w:rPr>
+                <w:webHidden/>
+              </w:rPr>
+              <w:fldChar w:fldCharType="separate"/>
+            </w:r>
+            <w:r>
+              <w:rPr>
+                <w:webHidden/>
+              </w:rPr>
+              <w:t>29</w:t>
+            </w:r>
+            <w:r>
+              <w:rPr>
+                <w:webHidden/>
+              </w:rPr>
+              <w:fldChar w:fldCharType="end"/>
+            </w:r>
+          </w:hyperlink>
+        </w:p>
+        <w:p>
+          <w:pPr>
+            <w:pStyle w:val="TDC3"/>
+            <w:tabs>
+              <w:tab w:val="right" w:leader="underscore" w:pos="9592"/>
+            </w:tabs>
+            <w:rPr>
+              <w:rFonts w:eastAsiaTheme="minorEastAsia"/>
+              <w:noProof/>
+              <w:color w:val="auto"/>
+              <w:kern w:val="2"/>
+              <w:szCs w:val="24"/>
+              <w:lang w:val="es-CO" w:eastAsia="es-CO"/>
+              <w14:ligatures w14:val="standardContextual"/>
+            </w:rPr>
+          </w:pPr>
+          <w:hyperlink w:anchor="_Toc219538155" w:history="1">
+            <w:r>
+              <w:rPr>
+                <w:rStyle w:val="Hipervnculo"/>
+                <w:noProof/>
+                <w:lang w:val="es-CO"/>
+              </w:rPr>
+              <w:t>Paso 1: Rediseñando el Grafo para la Unión</w:t>
+            </w:r>
+            <w:r>
+              <w:rPr>
+                <w:noProof/>
+                <w:webHidden/>
+              </w:rPr>
+              <w:tab/>
+            </w:r>
+            <w:r>
+              <w:rPr>
+                <w:noProof/>
+                <w:webHidden/>
+              </w:rPr>
+              <w:fldChar w:fldCharType="begin"/>
+            </w:r>
+            <w:r>
+              <w:rPr>
+                <w:noProof/>
+                <w:webHidden/>
+              </w:rPr>
+              <w:instrText xml:space="preserve"> PAGEREF _Toc219538155 \h </w:instrText>
+            </w:r>
+            <w:r>
+              <w:rPr>
+                <w:noProof/>
+                <w:webHidden/>
+              </w:rPr>
+            </w:r>
+            <w:r>
+              <w:rPr>
+                <w:noProof/>
+                <w:webHidden/>
+              </w:rPr>
+              <w:fldChar w:fldCharType="separate"/>
+            </w:r>
+            <w:r>
+              <w:rPr>
+                <w:noProof/>
+                <w:webHidden/>
+              </w:rPr>
+              <w:t>29</w:t>
+            </w:r>
+            <w:r>
+              <w:rPr>
+                <w:noProof/>
+                <w:webHidden/>
+              </w:rPr>
+              <w:fldChar w:fldCharType="end"/>
+            </w:r>
+          </w:hyperlink>
+        </w:p>
+        <w:p>
+          <w:pPr>
+            <w:pStyle w:val="TDC3"/>
+            <w:tabs>
+              <w:tab w:val="right" w:leader="underscore" w:pos="9592"/>
+            </w:tabs>
+            <w:rPr>
+              <w:rFonts w:eastAsiaTheme="minorEastAsia"/>
+              <w:noProof/>
+              <w:color w:val="auto"/>
+              <w:kern w:val="2"/>
+              <w:szCs w:val="24"/>
+              <w:lang w:val="es-CO" w:eastAsia="es-CO"/>
+              <w14:ligatures w14:val="standardContextual"/>
+            </w:rPr>
+          </w:pPr>
+          <w:hyperlink w:anchor="_Toc219538156" w:history="1">
+            <w:r>
+              <w:rPr>
+                <w:rStyle w:val="Hipervnculo"/>
+                <w:noProof/>
+                <w:lang w:val="es-CO"/>
+              </w:rPr>
+              <w:t>Paso 2: Implementando la Lógica de Unión</w:t>
+            </w:r>
+            <w:r>
+              <w:rPr>
+                <w:noProof/>
+                <w:webHidden/>
+              </w:rPr>
+              <w:tab/>
+            </w:r>
+            <w:r>
+              <w:rPr>
+                <w:noProof/>
+                <w:webHidden/>
+              </w:rPr>
+              <w:fldChar w:fldCharType="begin"/>
+            </w:r>
+            <w:r>
+              <w:rPr>
+                <w:noProof/>
+                <w:webHidden/>
+              </w:rPr>
+              <w:instrText xml:space="preserve"> PAGEREF _Toc219538156 \h </w:instrText>
+            </w:r>
+            <w:r>
+              <w:rPr>
+                <w:noProof/>
+                <w:webHidden/>
+              </w:rPr>
+            </w:r>
+            <w:r>
+              <w:rPr>
+                <w:noProof/>
+                <w:webHidden/>
+              </w:rPr>
+              <w:fldChar w:fldCharType="separate"/>
+            </w:r>
+            <w:r>
+              <w:rPr>
+                <w:noProof/>
+                <w:webHidden/>
+              </w:rPr>
+              <w:t>31</w:t>
+            </w:r>
+            <w:r>
+              <w:rPr>
+                <w:noProof/>
+                <w:webHidden/>
+              </w:rPr>
+              <w:fldChar w:fldCharType="end"/>
+            </w:r>
+          </w:hyperlink>
+        </w:p>
+        <w:p>
+          <w:pPr>
+            <w:pStyle w:val="TDC3"/>
+            <w:tabs>
+              <w:tab w:val="right" w:leader="underscore" w:pos="9592"/>
+            </w:tabs>
+            <w:rPr>
+              <w:rFonts w:eastAsiaTheme="minorEastAsia"/>
+              <w:noProof/>
+              <w:color w:val="auto"/>
+              <w:kern w:val="2"/>
+              <w:szCs w:val="24"/>
+              <w:lang w:val="es-CO" w:eastAsia="es-CO"/>
+              <w14:ligatures w14:val="standardContextual"/>
+            </w:rPr>
+          </w:pPr>
+          <w:hyperlink w:anchor="_Toc219538157" w:history="1">
+            <w:r>
+              <w:rPr>
+                <w:rStyle w:val="Hipervnculo"/>
+                <w:noProof/>
+                <w:lang w:val="es-CO"/>
+              </w:rPr>
+              <w:t>Paso 3: ¡A Probarlo!</w:t>
+            </w:r>
+            <w:r>
+              <w:rPr>
+                <w:noProof/>
+                <w:webHidden/>
+              </w:rPr>
+              <w:tab/>
+            </w:r>
+            <w:r>
+              <w:rPr>
+                <w:noProof/>
+                <w:webHidden/>
+              </w:rPr>
+              <w:fldChar w:fldCharType="begin"/>
+            </w:r>
+            <w:r>
+              <w:rPr>
+                <w:noProof/>
+                <w:webHidden/>
+              </w:rPr>
+              <w:instrText xml:space="preserve"> PAGEREF _Toc219538157 \h </w:instrText>
+            </w:r>
+            <w:r>
+              <w:rPr>
+                <w:noProof/>
+                <w:webHidden/>
+              </w:rPr>
+            </w:r>
+            <w:r>
+              <w:rPr>
+                <w:noProof/>
+                <w:webHidden/>
+              </w:rPr>
+              <w:fldChar w:fldCharType="separate"/>
+            </w:r>
+            <w:r>
+              <w:rPr>
+                <w:noProof/>
+                <w:webHidden/>
+              </w:rPr>
+              <w:t>31</w:t>
+            </w:r>
+            <w:r>
+              <w:rPr>
+                <w:noProof/>
+                <w:webHidden/>
+              </w:rPr>
+              <w:fldChar w:fldCharType="end"/>
+            </w:r>
+          </w:hyperlink>
+        </w:p>
+        <w:p>
+          <w:pPr>
+            <w:pStyle w:val="TDC1"/>
+            <w:rPr>
+              <w:rFonts w:eastAsiaTheme="minorEastAsia"/>
+              <w:color w:val="auto"/>
+              <w:kern w:val="2"/>
+              <w:szCs w:val="24"/>
+              <w:lang w:val="es-CO" w:eastAsia="es-CO"/>
+              <w14:ligatures w14:val="standardContextual"/>
+            </w:rPr>
+          </w:pPr>
+          <w:hyperlink w:anchor="_Toc219538158" w:history="1">
+            <w:r>
+              <w:rPr>
+                <w:rStyle w:val="Hipervnculo"/>
+                <w:lang w:val="es-CO"/>
+              </w:rPr>
+              <w:t>Módulo 7: Creando Agentes Autónomos con Herramientas</w:t>
+            </w:r>
+            <w:r>
+              <w:rPr>
+                <w:webHidden/>
+              </w:rPr>
+              <w:tab/>
+            </w:r>
+            <w:r>
+              <w:rPr>
+                <w:webHidden/>
+              </w:rPr>
+              <w:fldChar w:fldCharType="begin"/>
+            </w:r>
+            <w:r>
+              <w:rPr>
+                <w:webHidden/>
+              </w:rPr>
+              <w:instrText xml:space="preserve"> PAGEREF _Toc219538158 \h </w:instrText>
+            </w:r>
+            <w:r>
+              <w:rPr>
+                <w:webHidden/>
+              </w:rPr>
+            </w:r>
+            <w:r>
+              <w:rPr>
+                <w:webHidden/>
+              </w:rPr>
+              <w:fldChar w:fldCharType="separate"/>
+            </w:r>
+            <w:r>
+              <w:rPr>
+                <w:webHidden/>
+              </w:rPr>
+              <w:t>33</w:t>
+            </w:r>
+            <w:r>
+              <w:rPr>
+                <w:webHidden/>
+              </w:rPr>
+              <w:fldChar w:fldCharType="end"/>
+            </w:r>
+          </w:hyperlink>
+        </w:p>
+        <w:p>
+          <w:pPr>
+            <w:pStyle w:val="TDC3"/>
+            <w:tabs>
+              <w:tab w:val="right" w:leader="underscore" w:pos="9592"/>
+            </w:tabs>
+            <w:rPr>
+              <w:rFonts w:eastAsiaTheme="minorEastAsia"/>
+              <w:noProof/>
+              <w:color w:val="auto"/>
+              <w:kern w:val="2"/>
+              <w:szCs w:val="24"/>
+              <w:lang w:val="es-CO" w:eastAsia="es-CO"/>
+              <w14:ligatures w14:val="standardContextual"/>
+            </w:rPr>
+          </w:pPr>
+          <w:hyperlink w:anchor="_Toc219538159" w:history="1">
+            <w:r>
+              <w:rPr>
+                <w:rStyle w:val="Hipervnculo"/>
+                <w:noProof/>
+                <w:lang w:val="es-CO"/>
+              </w:rPr>
+              <w:t>Paso 1: Creando Nuestra Primera Herramienta (TWeatherTool)</w:t>
+            </w:r>
+            <w:r>
+              <w:rPr>
+                <w:noProof/>
+                <w:webHidden/>
+              </w:rPr>
+              <w:tab/>
+            </w:r>
+            <w:r>
+              <w:rPr>
+                <w:noProof/>
+                <w:webHidden/>
+              </w:rPr>
+              <w:fldChar w:fldCharType="begin"/>
+            </w:r>
+            <w:r>
+              <w:rPr>
+                <w:noProof/>
+                <w:webHidden/>
+              </w:rPr>
+              <w:instrText xml:space="preserve"> PAGEREF _Toc219538159 \h </w:instrText>
+            </w:r>
+            <w:r>
+              <w:rPr>
+                <w:noProof/>
+                <w:webHidden/>
+              </w:rPr>
+            </w:r>
+            <w:r>
+              <w:rPr>
+                <w:noProof/>
+                <w:webHidden/>
+              </w:rPr>
+              <w:fldChar w:fldCharType="separate"/>
+            </w:r>
+            <w:r>
+              <w:rPr>
+                <w:noProof/>
+                <w:webHidden/>
+              </w:rPr>
+              <w:t>33</w:t>
+            </w:r>
+            <w:r>
+              <w:rPr>
+                <w:noProof/>
+                <w:webHidden/>
+              </w:rPr>
+              <w:fldChar w:fldCharType="end"/>
+            </w:r>
+          </w:hyperlink>
+        </w:p>
+        <w:p>
+          <w:pPr>
+            <w:pStyle w:val="TDC3"/>
+            <w:tabs>
+              <w:tab w:val="right" w:leader="underscore" w:pos="9592"/>
+            </w:tabs>
+            <w:rPr>
+              <w:rFonts w:eastAsiaTheme="minorEastAsia"/>
+              <w:noProof/>
+              <w:color w:val="auto"/>
+              <w:kern w:val="2"/>
+              <w:szCs w:val="24"/>
+              <w:lang w:val="es-CO" w:eastAsia="es-CO"/>
+              <w14:ligatures w14:val="standardContextual"/>
+            </w:rPr>
+          </w:pPr>
+          <w:hyperlink w:anchor="_Toc219538160" w:history="1">
+            <w:r>
+              <w:rPr>
+                <w:rStyle w:val="Hipervnculo"/>
+                <w:noProof/>
+                <w:lang w:val="es-CO"/>
+              </w:rPr>
+              <w:t>Paso 2: Construyendo el Grafo que Usará la Herramienta</w:t>
+            </w:r>
+            <w:r>
+              <w:rPr>
+                <w:noProof/>
+                <w:webHidden/>
+              </w:rPr>
+              <w:tab/>
+            </w:r>
+            <w:r>
+              <w:rPr>
+                <w:noProof/>
+                <w:webHidden/>
+              </w:rPr>
+              <w:fldChar w:fldCharType="begin"/>
+            </w:r>
+            <w:r>
+              <w:rPr>
+                <w:noProof/>
+                <w:webHidden/>
+              </w:rPr>
+              <w:instrText xml:space="preserve"> PAGEREF _Toc219538160 \h </w:instrText>
+            </w:r>
+            <w:r>
+              <w:rPr>
+                <w:noProof/>
+                <w:webHidden/>
+              </w:rPr>
+            </w:r>
+            <w:r>
+              <w:rPr>
+                <w:noProof/>
+                <w:webHidden/>
+              </w:rPr>
+              <w:fldChar w:fldCharType="separate"/>
+            </w:r>
+            <w:r>
+              <w:rPr>
+                <w:noProof/>
+                <w:webHidden/>
+              </w:rPr>
+              <w:t>34</w:t>
+            </w:r>
+            <w:r>
+              <w:rPr>
+                <w:noProof/>
+                <w:webHidden/>
+              </w:rPr>
+              <w:fldChar w:fldCharType="end"/>
+            </w:r>
+          </w:hyperlink>
+        </w:p>
+        <w:p>
+          <w:pPr>
+            <w:pStyle w:val="TDC1"/>
+            <w:rPr>
+              <w:rFonts w:eastAsiaTheme="minorEastAsia"/>
+              <w:color w:val="auto"/>
+              <w:kern w:val="2"/>
+              <w:szCs w:val="24"/>
+              <w:lang w:val="es-CO" w:eastAsia="es-CO"/>
+              <w14:ligatures w14:val="standardContextual"/>
+            </w:rPr>
+          </w:pPr>
+          <w:hyperlink w:anchor="_Toc219538161" w:history="1">
+            <w:r>
+              <w:rPr>
+                <w:rStyle w:val="Hipervnculo"/>
+                <w:lang w:val="es-CO"/>
+              </w:rPr>
+              <w:t>Módulo 8: Gestión de Errores y Ciclos</w:t>
+            </w:r>
+            <w:r>
+              <w:rPr>
+                <w:webHidden/>
+              </w:rPr>
+              <w:tab/>
+            </w:r>
+            <w:r>
+              <w:rPr>
+                <w:webHidden/>
+              </w:rPr>
+              <w:fldChar w:fldCharType="begin"/>
+            </w:r>
+            <w:r>
+              <w:rPr>
+                <w:webHidden/>
+              </w:rPr>
+              <w:instrText xml:space="preserve"> PAGEREF _Toc219538161 \h </w:instrText>
+            </w:r>
+            <w:r>
+              <w:rPr>
+                <w:webHidden/>
+              </w:rPr>
+            </w:r>
+            <w:r>
+              <w:rPr>
+                <w:webHidden/>
+              </w:rPr>
+              <w:fldChar w:fldCharType="separate"/>
+            </w:r>
+            <w:r>
+              <w:rPr>
+                <w:webHidden/>
+              </w:rPr>
+              <w:t>37</w:t>
+            </w:r>
+            <w:r>
+              <w:rPr>
+                <w:webHidden/>
+              </w:rPr>
+              <w:fldChar w:fldCharType="end"/>
+            </w:r>
+          </w:hyperlink>
+        </w:p>
+        <w:p>
+          <w:pPr>
+            <w:pStyle w:val="TDC3"/>
+            <w:tabs>
+              <w:tab w:val="right" w:leader="underscore" w:pos="9592"/>
+            </w:tabs>
+            <w:rPr>
+              <w:rFonts w:eastAsiaTheme="minorEastAsia"/>
+              <w:noProof/>
+              <w:color w:val="auto"/>
+              <w:kern w:val="2"/>
+              <w:szCs w:val="24"/>
+              <w:lang w:val="es-CO" w:eastAsia="es-CO"/>
+              <w14:ligatures w14:val="standardContextual"/>
+            </w:rPr>
+          </w:pPr>
+          <w:hyperlink w:anchor="_Toc219538162" w:history="1">
+            <w:r>
+              <w:rPr>
+                <w:rStyle w:val="Hipervnculo"/>
+                <w:noProof/>
+                <w:lang w:val="es-CO"/>
+              </w:rPr>
+              <w:t>Paso 1: Diseño del Grafo Robusto</w:t>
+            </w:r>
+            <w:r>
+              <w:rPr>
+                <w:noProof/>
+                <w:webHidden/>
+              </w:rPr>
+              <w:tab/>
+            </w:r>
+            <w:r>
+              <w:rPr>
+                <w:noProof/>
+                <w:webHidden/>
+              </w:rPr>
+              <w:fldChar w:fldCharType="begin"/>
+            </w:r>
+            <w:r>
+              <w:rPr>
+                <w:noProof/>
+                <w:webHidden/>
+              </w:rPr>
+              <w:instrText xml:space="preserve"> PAGEREF _Toc219538162 \h </w:instrText>
+            </w:r>
+            <w:r>
+              <w:rPr>
+                <w:noProof/>
+                <w:webHidden/>
+              </w:rPr>
+            </w:r>
+            <w:r>
+              <w:rPr>
+                <w:noProof/>
+                <w:webHidden/>
+              </w:rPr>
+              <w:fldChar w:fldCharType="separate"/>
+            </w:r>
+            <w:r>
+              <w:rPr>
+                <w:noProof/>
+                <w:webHidden/>
+              </w:rPr>
+              <w:t>37</w:t>
+            </w:r>
+            <w:r>
+              <w:rPr>
+                <w:noProof/>
+                <w:webHidden/>
+              </w:rPr>
+              <w:fldChar w:fldCharType="end"/>
+            </w:r>
+          </w:hyperlink>
+        </w:p>
+        <w:p>
+          <w:pPr>
+            <w:pStyle w:val="TDC3"/>
+            <w:tabs>
+              <w:tab w:val="right" w:leader="underscore" w:pos="9592"/>
+            </w:tabs>
+            <w:rPr>
+              <w:rFonts w:eastAsiaTheme="minorEastAsia"/>
+              <w:noProof/>
+              <w:color w:val="auto"/>
+              <w:kern w:val="2"/>
+              <w:szCs w:val="24"/>
+              <w:lang w:val="es-CO" w:eastAsia="es-CO"/>
+              <w14:ligatures w14:val="standardContextual"/>
+            </w:rPr>
+          </w:pPr>
+          <w:hyperlink w:anchor="_Toc219538163" w:history="1">
+            <w:r>
+              <w:rPr>
+                <w:rStyle w:val="Hipervnculo"/>
+                <w:noProof/>
+                <w:lang w:val="es-CO"/>
+              </w:rPr>
+              <w:t>Paso 2: Implementando la Lógica de Fallo y Reintento</w:t>
+            </w:r>
+            <w:r>
+              <w:rPr>
+                <w:noProof/>
+                <w:webHidden/>
+              </w:rPr>
+              <w:tab/>
+            </w:r>
+            <w:r>
+              <w:rPr>
+                <w:noProof/>
+                <w:webHidden/>
+              </w:rPr>
+              <w:fldChar w:fldCharType="begin"/>
+            </w:r>
+            <w:r>
+              <w:rPr>
+                <w:noProof/>
+                <w:webHidden/>
+              </w:rPr>
+              <w:instrText xml:space="preserve"> PAGEREF _Toc219538163 \h </w:instrText>
+            </w:r>
+            <w:r>
+              <w:rPr>
+                <w:noProof/>
+                <w:webHidden/>
+              </w:rPr>
+            </w:r>
+            <w:r>
+              <w:rPr>
+                <w:noProof/>
+                <w:webHidden/>
+              </w:rPr>
+              <w:fldChar w:fldCharType="separate"/>
+            </w:r>
+            <w:r>
+              <w:rPr>
+                <w:noProof/>
+                <w:webHidden/>
+              </w:rPr>
+              <w:t>38</w:t>
+            </w:r>
+            <w:r>
+              <w:rPr>
+                <w:noProof/>
+                <w:webHidden/>
+              </w:rPr>
+              <w:fldChar w:fldCharType="end"/>
+            </w:r>
+          </w:hyperlink>
+        </w:p>
+        <w:p>
+          <w:pPr>
+            <w:pStyle w:val="TDC3"/>
+            <w:tabs>
+              <w:tab w:val="right" w:leader="underscore" w:pos="9592"/>
+            </w:tabs>
+            <w:rPr>
+              <w:rFonts w:eastAsiaTheme="minorEastAsia"/>
+              <w:noProof/>
+              <w:color w:val="auto"/>
+              <w:kern w:val="2"/>
+              <w:szCs w:val="24"/>
+              <w:lang w:val="es-CO" w:eastAsia="es-CO"/>
+              <w14:ligatures w14:val="standardContextual"/>
+            </w:rPr>
+          </w:pPr>
+          <w:hyperlink w:anchor="_Toc219538164" w:history="1">
+            <w:r>
+              <w:rPr>
+                <w:rStyle w:val="Hipervnculo"/>
+                <w:noProof/>
+                <w:lang w:val="es-CO"/>
+              </w:rPr>
+              <w:t>Paso 3: Manejando Excepciones Fatales (OnError)</w:t>
+            </w:r>
+            <w:r>
+              <w:rPr>
+                <w:noProof/>
+                <w:webHidden/>
+              </w:rPr>
+              <w:tab/>
+            </w:r>
+            <w:r>
+              <w:rPr>
+                <w:noProof/>
+                <w:webHidden/>
+              </w:rPr>
+              <w:fldChar w:fldCharType="begin"/>
+            </w:r>
+            <w:r>
+              <w:rPr>
+                <w:noProof/>
+                <w:webHidden/>
+              </w:rPr>
+              <w:instrText xml:space="preserve"> PAGEREF _Toc219538164 \h </w:instrText>
+            </w:r>
+            <w:r>
+              <w:rPr>
+                <w:noProof/>
+                <w:webHidden/>
+              </w:rPr>
+            </w:r>
+            <w:r>
+              <w:rPr>
+                <w:noProof/>
+                <w:webHidden/>
+              </w:rPr>
+              <w:fldChar w:fldCharType="separate"/>
+            </w:r>
+            <w:r>
+              <w:rPr>
+                <w:noProof/>
+                <w:webHidden/>
+              </w:rPr>
+              <w:t>39</w:t>
+            </w:r>
+            <w:r>
+              <w:rPr>
+                <w:noProof/>
+                <w:webHidden/>
+              </w:rPr>
+              <w:fldChar w:fldCharType="end"/>
+            </w:r>
+          </w:hyperlink>
+        </w:p>
+        <w:p>
+          <w:pPr>
+            <w:pStyle w:val="TDC3"/>
+            <w:tabs>
+              <w:tab w:val="right" w:leader="underscore" w:pos="9592"/>
+            </w:tabs>
+            <w:rPr>
+              <w:rFonts w:eastAsiaTheme="minorEastAsia"/>
+              <w:noProof/>
+              <w:color w:val="auto"/>
+              <w:kern w:val="2"/>
+              <w:szCs w:val="24"/>
+              <w:lang w:val="es-CO" w:eastAsia="es-CO"/>
+              <w14:ligatures w14:val="standardContextual"/>
+            </w:rPr>
+          </w:pPr>
+          <w:hyperlink w:anchor="_Toc219538165" w:history="1">
+            <w:r>
+              <w:rPr>
+                <w:rStyle w:val="Hipervnculo"/>
+                <w:noProof/>
+                <w:lang w:val="es-CO"/>
+              </w:rPr>
+              <w:t>Paso 4: ¡A Probarlo!</w:t>
+            </w:r>
+            <w:r>
+              <w:rPr>
+                <w:noProof/>
+                <w:webHidden/>
+              </w:rPr>
+              <w:tab/>
+            </w:r>
+            <w:r>
+              <w:rPr>
+                <w:noProof/>
+                <w:webHidden/>
+              </w:rPr>
+              <w:fldChar w:fldCharType="begin"/>
+            </w:r>
+            <w:r>
+              <w:rPr>
+                <w:noProof/>
+                <w:webHidden/>
+              </w:rPr>
+              <w:instrText xml:space="preserve"> PAGEREF _Toc219538165 \h </w:instrText>
+            </w:r>
+            <w:r>
+              <w:rPr>
+                <w:noProof/>
+                <w:webHidden/>
+              </w:rPr>
+            </w:r>
+            <w:r>
+              <w:rPr>
+                <w:noProof/>
+                <w:webHidden/>
+              </w:rPr>
+              <w:fldChar w:fldCharType="separate"/>
+            </w:r>
+            <w:r>
+              <w:rPr>
+                <w:noProof/>
+                <w:webHidden/>
+              </w:rPr>
+              <w:t>40</w:t>
+            </w:r>
+            <w:r>
+              <w:rPr>
+                <w:noProof/>
+                <w:webHidden/>
+              </w:rPr>
+              <w:fldChar w:fldCharType="end"/>
+            </w:r>
+          </w:hyperlink>
+        </w:p>
+        <w:p>
+          <w:pPr>
+            <w:pStyle w:val="TDC1"/>
+            <w:rPr>
+              <w:rFonts w:eastAsiaTheme="minorEastAsia"/>
+              <w:color w:val="auto"/>
+              <w:kern w:val="2"/>
+              <w:szCs w:val="24"/>
+              <w:lang w:val="es-CO" w:eastAsia="es-CO"/>
+              <w14:ligatures w14:val="standardContextual"/>
+            </w:rPr>
+          </w:pPr>
+          <w:hyperlink w:anchor="_Toc219538166" w:history="1">
+            <w:r>
+              <w:rPr>
+                <w:rStyle w:val="Hipervnculo"/>
+                <w:lang w:val="es-CO"/>
+              </w:rPr>
+              <w:t>Apéndice A: Referencia de la API</w:t>
+            </w:r>
+            <w:r>
+              <w:rPr>
+                <w:webHidden/>
+              </w:rPr>
+              <w:tab/>
+            </w:r>
+            <w:r>
+              <w:rPr>
+                <w:webHidden/>
+              </w:rPr>
+              <w:fldChar w:fldCharType="begin"/>
+            </w:r>
+            <w:r>
+              <w:rPr>
+                <w:webHidden/>
+              </w:rPr>
+              <w:instrText xml:space="preserve"> PAGEREF _Toc219538166 \h </w:instrText>
+            </w:r>
+            <w:r>
+              <w:rPr>
+                <w:webHidden/>
+              </w:rPr>
+            </w:r>
+            <w:r>
+              <w:rPr>
+                <w:webHidden/>
+              </w:rPr>
+              <w:fldChar w:fldCharType="separate"/>
+            </w:r>
+            <w:r>
+              <w:rPr>
+                <w:webHidden/>
+              </w:rPr>
+              <w:t>41</w:t>
+            </w:r>
+            <w:r>
+              <w:rPr>
+                <w:webHidden/>
+              </w:rPr>
+              <w:fldChar w:fldCharType="end"/>
+            </w:r>
+          </w:hyperlink>
+        </w:p>
+        <w:p>
+          <w:pPr>
+            <w:pStyle w:val="TDC2"/>
+            <w:tabs>
+              <w:tab w:val="right" w:leader="underscore" w:pos="9592"/>
+            </w:tabs>
+            <w:rPr>
+              <w:rFonts w:eastAsiaTheme="minorEastAsia"/>
+              <w:noProof/>
+              <w:color w:val="auto"/>
+              <w:kern w:val="2"/>
+              <w:szCs w:val="24"/>
+              <w:lang w:val="es-CO" w:eastAsia="es-CO"/>
+              <w14:ligatures w14:val="standardContextual"/>
+            </w:rPr>
+          </w:pPr>
+          <w:hyperlink w:anchor="_Toc219538167" w:history="1">
+            <w:r>
+              <w:rPr>
+                <w:rStyle w:val="Hipervnculo"/>
+                <w:noProof/>
+                <w:lang w:val="es-CO"/>
+              </w:rPr>
+              <w:t>A.1 TAIAgents (El Orquestador)</w:t>
+            </w:r>
+            <w:r>
+              <w:rPr>
+                <w:noProof/>
+                <w:webHidden/>
+              </w:rPr>
+              <w:tab/>
+            </w:r>
+            <w:r>
+              <w:rPr>
+                <w:noProof/>
+                <w:webHidden/>
+              </w:rPr>
+              <w:fldChar w:fldCharType="begin"/>
+            </w:r>
+            <w:r>
+              <w:rPr>
+                <w:noProof/>
+                <w:webHidden/>
+              </w:rPr>
+              <w:instrText xml:space="preserve"> PAGEREF _Toc219538167 \h </w:instrText>
+            </w:r>
+            <w:r>
+              <w:rPr>
+                <w:noProof/>
+                <w:webHidden/>
+              </w:rPr>
+            </w:r>
+            <w:r>
+              <w:rPr>
+                <w:noProof/>
+                <w:webHidden/>
+              </w:rPr>
+              <w:fldChar w:fldCharType="separate"/>
+            </w:r>
+            <w:r>
+              <w:rPr>
+                <w:noProof/>
+                <w:webHidden/>
+              </w:rPr>
+              <w:t>41</w:t>
+            </w:r>
+            <w:r>
+              <w:rPr>
+                <w:noProof/>
+                <w:webHidden/>
+              </w:rPr>
+              <w:fldChar w:fldCharType="end"/>
+            </w:r>
+          </w:hyperlink>
+        </w:p>
+        <w:p>
+          <w:pPr>
+            <w:pStyle w:val="TDC2"/>
+            <w:tabs>
+              <w:tab w:val="right" w:leader="underscore" w:pos="9592"/>
+            </w:tabs>
+            <w:rPr>
+              <w:rFonts w:eastAsiaTheme="minorEastAsia"/>
+              <w:noProof/>
+              <w:color w:val="auto"/>
+              <w:kern w:val="2"/>
+              <w:szCs w:val="24"/>
+              <w:lang w:val="es-CO" w:eastAsia="es-CO"/>
+              <w14:ligatures w14:val="standardContextual"/>
+            </w:rPr>
+          </w:pPr>
+          <w:hyperlink w:anchor="_Toc219538168" w:history="1">
+            <w:r>
+              <w:rPr>
+                <w:rStyle w:val="Hipervnculo"/>
+                <w:noProof/>
+                <w:lang w:val="es-CO"/>
+              </w:rPr>
+              <w:t>A.2 TAIAgentsNode (El Nodo)</w:t>
+            </w:r>
+            <w:r>
+              <w:rPr>
+                <w:noProof/>
+                <w:webHidden/>
+              </w:rPr>
+              <w:tab/>
+            </w:r>
+            <w:r>
+              <w:rPr>
+                <w:noProof/>
+                <w:webHidden/>
+              </w:rPr>
+              <w:fldChar w:fldCharType="begin"/>
+            </w:r>
+            <w:r>
+              <w:rPr>
+                <w:noProof/>
+                <w:webHidden/>
+              </w:rPr>
+              <w:instrText xml:space="preserve"> PAGEREF _Toc219538168 \h </w:instrText>
+            </w:r>
+            <w:r>
+              <w:rPr>
+                <w:noProof/>
+                <w:webHidden/>
+              </w:rPr>
+            </w:r>
+            <w:r>
+              <w:rPr>
+                <w:noProof/>
+                <w:webHidden/>
+              </w:rPr>
+              <w:fldChar w:fldCharType="separate"/>
+            </w:r>
+            <w:r>
+              <w:rPr>
+                <w:noProof/>
+                <w:webHidden/>
+              </w:rPr>
+              <w:t>42</w:t>
+            </w:r>
+            <w:r>
+              <w:rPr>
+                <w:noProof/>
+                <w:webHidden/>
+              </w:rPr>
+              <w:fldChar w:fldCharType="end"/>
+            </w:r>
+          </w:hyperlink>
+        </w:p>
+        <w:p>
+          <w:pPr>
+            <w:pStyle w:val="TDC2"/>
+            <w:tabs>
+              <w:tab w:val="right" w:leader="underscore" w:pos="9592"/>
+            </w:tabs>
+            <w:rPr>
+              <w:rFonts w:eastAsiaTheme="minorEastAsia"/>
+              <w:noProof/>
+              <w:color w:val="auto"/>
+              <w:kern w:val="2"/>
+              <w:szCs w:val="24"/>
+              <w:lang w:val="es-CO" w:eastAsia="es-CO"/>
+              <w14:ligatures w14:val="standardContextual"/>
+            </w:rPr>
+          </w:pPr>
+          <w:hyperlink w:anchor="_Toc219538169" w:history="1">
+            <w:r>
+              <w:rPr>
+                <w:rStyle w:val="Hipervnculo"/>
+                <w:noProof/>
+                <w:lang w:val="es-CO"/>
+              </w:rPr>
+              <w:t>A.3 TAIAgentsLink (El Enlace)</w:t>
+            </w:r>
+            <w:r>
+              <w:rPr>
+                <w:noProof/>
+                <w:webHidden/>
+              </w:rPr>
+              <w:tab/>
+            </w:r>
+            <w:r>
+              <w:rPr>
+                <w:noProof/>
+                <w:webHidden/>
+              </w:rPr>
+              <w:fldChar w:fldCharType="begin"/>
+            </w:r>
+            <w:r>
+              <w:rPr>
+                <w:noProof/>
+                <w:webHidden/>
+              </w:rPr>
+              <w:instrText xml:space="preserve"> PAGEREF _Toc219538169 \h </w:instrText>
+            </w:r>
+            <w:r>
+              <w:rPr>
+                <w:noProof/>
+                <w:webHidden/>
+              </w:rPr>
+            </w:r>
+            <w:r>
+              <w:rPr>
+                <w:noProof/>
+                <w:webHidden/>
+              </w:rPr>
+              <w:fldChar w:fldCharType="separate"/>
+            </w:r>
+            <w:r>
+              <w:rPr>
+                <w:noProof/>
+                <w:webHidden/>
+              </w:rPr>
+              <w:t>42</w:t>
+            </w:r>
+            <w:r>
+              <w:rPr>
+                <w:noProof/>
+                <w:webHidden/>
+              </w:rPr>
+              <w:fldChar w:fldCharType="end"/>
+            </w:r>
+          </w:hyperlink>
+        </w:p>
+        <w:p>
+          <w:pPr>
+            <w:pStyle w:val="TDC2"/>
+            <w:tabs>
+              <w:tab w:val="right" w:leader="underscore" w:pos="9592"/>
+            </w:tabs>
+            <w:rPr>
+              <w:rFonts w:eastAsiaTheme="minorEastAsia"/>
+              <w:noProof/>
+              <w:color w:val="auto"/>
+              <w:kern w:val="2"/>
+              <w:szCs w:val="24"/>
+              <w:lang w:val="es-CO" w:eastAsia="es-CO"/>
+              <w14:ligatures w14:val="standardContextual"/>
+            </w:rPr>
+          </w:pPr>
+          <w:hyperlink w:anchor="_Toc219538170" w:history="1">
+            <w:r>
+              <w:rPr>
+                <w:rStyle w:val="Hipervnculo"/>
+                <w:noProof/>
+                <w:lang w:val="es-CO"/>
+              </w:rPr>
+              <w:t>A.4 TAIBlackboard (La Pizarra)</w:t>
+            </w:r>
+            <w:r>
+              <w:rPr>
+                <w:noProof/>
+                <w:webHidden/>
+              </w:rPr>
+              <w:tab/>
+            </w:r>
+            <w:r>
+              <w:rPr>
+                <w:noProof/>
+                <w:webHidden/>
+              </w:rPr>
+              <w:fldChar w:fldCharType="begin"/>
+            </w:r>
+            <w:r>
+              <w:rPr>
+                <w:noProof/>
+                <w:webHidden/>
+              </w:rPr>
+              <w:instrText xml:space="preserve"> PAGEREF _Toc219538170 \h </w:instrText>
+            </w:r>
+            <w:r>
+              <w:rPr>
+                <w:noProof/>
+                <w:webHidden/>
+              </w:rPr>
+            </w:r>
+            <w:r>
+              <w:rPr>
+                <w:noProof/>
+                <w:webHidden/>
+              </w:rPr>
+              <w:fldChar w:fldCharType="separate"/>
+            </w:r>
+            <w:r>
+              <w:rPr>
+                <w:noProof/>
+                <w:webHidden/>
+              </w:rPr>
+              <w:t>43</w:t>
+            </w:r>
+            <w:r>
+              <w:rPr>
+                <w:noProof/>
+                <w:webHidden/>
+              </w:rPr>
+              <w:fldChar w:fldCharType="end"/>
+            </w:r>
+          </w:hyperlink>
+        </w:p>
+        <w:p>
+          <w:pPr>
+            <w:pStyle w:val="TDC1"/>
+            <w:rPr>
+              <w:rFonts w:eastAsiaTheme="minorEastAsia"/>
+              <w:color w:val="auto"/>
+              <w:kern w:val="2"/>
+              <w:szCs w:val="24"/>
+              <w:lang w:val="es-CO" w:eastAsia="es-CO"/>
+              <w14:ligatures w14:val="standardContextual"/>
+            </w:rPr>
+          </w:pPr>
+          <w:hyperlink w:anchor="_Toc219538171" w:history="1">
+            <w:r>
+              <w:rPr>
+                <w:rStyle w:val="Hipervnculo"/>
+                <w:lang w:val="es-CO"/>
+              </w:rPr>
+              <w:t>Apéndice B: Creación de Herramientas Personalizadas (TAiToolBase)</w:t>
+            </w:r>
+            <w:r>
+              <w:rPr>
+                <w:webHidden/>
+              </w:rPr>
+              <w:tab/>
+            </w:r>
+            <w:r>
+              <w:rPr>
+                <w:webHidden/>
+              </w:rPr>
+              <w:fldChar w:fldCharType="begin"/>
+            </w:r>
+            <w:r>
+              <w:rPr>
+                <w:webHidden/>
+              </w:rPr>
+              <w:instrText xml:space="preserve"> PAGEREF _Toc219538171 \h </w:instrText>
+            </w:r>
+            <w:r>
+              <w:rPr>
+                <w:webHidden/>
+              </w:rPr>
+            </w:r>
+            <w:r>
+              <w:rPr>
+                <w:webHidden/>
+              </w:rPr>
+              <w:fldChar w:fldCharType="separate"/>
+            </w:r>
+            <w:r>
+              <w:rPr>
+                <w:webHidden/>
+              </w:rPr>
+              <w:t>44</w:t>
+            </w:r>
+            <w:r>
+              <w:rPr>
+                <w:webHidden/>
+              </w:rPr>
+              <w:fldChar w:fldCharType="end"/>
+            </w:r>
+          </w:hyperlink>
+        </w:p>
+        <w:p>
+          <w:pPr>
+            <w:pStyle w:val="TDC2"/>
+            <w:tabs>
+              <w:tab w:val="right" w:leader="underscore" w:pos="9592"/>
+            </w:tabs>
+            <w:rPr>
+              <w:rFonts w:eastAsiaTheme="minorEastAsia"/>
+              <w:noProof/>
+              <w:color w:val="auto"/>
+              <w:kern w:val="2"/>
+              <w:szCs w:val="24"/>
+              <w:lang w:val="es-CO" w:eastAsia="es-CO"/>
+              <w14:ligatures w14:val="standardContextual"/>
+            </w:rPr>
+          </w:pPr>
+          <w:hyperlink w:anchor="_Toc219538172" w:history="1">
+            <w:r>
+              <w:rPr>
+                <w:rStyle w:val="Hipervnculo"/>
+                <w:noProof/>
+                <w:lang w:val="es-CO"/>
+              </w:rPr>
+              <w:t>B.1 La Estructura Fundamental de una Herramienta</w:t>
+            </w:r>
+            <w:r>
+              <w:rPr>
+                <w:noProof/>
+                <w:webHidden/>
+              </w:rPr>
+              <w:tab/>
+            </w:r>
+            <w:r>
+              <w:rPr>
+                <w:noProof/>
+                <w:webHidden/>
+              </w:rPr>
+              <w:fldChar w:fldCharType="begin"/>
+            </w:r>
+            <w:r>
+              <w:rPr>
+                <w:noProof/>
+                <w:webHidden/>
+              </w:rPr>
+              <w:instrText xml:space="preserve"> PAGEREF _Toc219538172 \h </w:instrText>
+            </w:r>
+            <w:r>
+              <w:rPr>
+                <w:noProof/>
+                <w:webHidden/>
+              </w:rPr>
+            </w:r>
+            <w:r>
+              <w:rPr>
+                <w:noProof/>
+                <w:webHidden/>
+              </w:rPr>
+              <w:fldChar w:fldCharType="separate"/>
+            </w:r>
+            <w:r>
+              <w:rPr>
+                <w:noProof/>
+                <w:webHidden/>
+              </w:rPr>
+              <w:t>44</w:t>
+            </w:r>
+            <w:r>
+              <w:rPr>
+                <w:noProof/>
+                <w:webHidden/>
+              </w:rPr>
+              <w:fldChar w:fldCharType="end"/>
+            </w:r>
+          </w:hyperlink>
+        </w:p>
+        <w:p>
+          <w:pPr>
+            <w:pStyle w:val="TDC2"/>
+            <w:tabs>
+              <w:tab w:val="right" w:leader="underscore" w:pos="9592"/>
+            </w:tabs>
+            <w:rPr>
+              <w:rFonts w:eastAsiaTheme="minorEastAsia"/>
+              <w:noProof/>
+              <w:color w:val="auto"/>
+              <w:kern w:val="2"/>
+              <w:szCs w:val="24"/>
+              <w:lang w:val="es-CO" w:eastAsia="es-CO"/>
+              <w14:ligatures w14:val="standardContextual"/>
+            </w:rPr>
+          </w:pPr>
+          <w:hyperlink w:anchor="_Toc219538173" w:history="1">
+            <w:r>
+              <w:rPr>
+                <w:rStyle w:val="Hipervnculo"/>
+                <w:noProof/>
+                <w:lang w:val="es-CO"/>
+              </w:rPr>
+              <w:t>B.2 Interactuando con el Grafo desde una Herramienta</w:t>
+            </w:r>
+            <w:r>
+              <w:rPr>
+                <w:noProof/>
+                <w:webHidden/>
+              </w:rPr>
+              <w:tab/>
+            </w:r>
+            <w:r>
+              <w:rPr>
+                <w:noProof/>
+                <w:webHidden/>
+              </w:rPr>
+              <w:fldChar w:fldCharType="begin"/>
+            </w:r>
+            <w:r>
+              <w:rPr>
+                <w:noProof/>
+                <w:webHidden/>
+              </w:rPr>
+              <w:instrText xml:space="preserve"> PAGEREF _Toc219538173 \h </w:instrText>
+            </w:r>
+            <w:r>
+              <w:rPr>
+                <w:noProof/>
+                <w:webHidden/>
+              </w:rPr>
+            </w:r>
+            <w:r>
+              <w:rPr>
+                <w:noProof/>
+                <w:webHidden/>
+              </w:rPr>
+              <w:fldChar w:fldCharType="separate"/>
+            </w:r>
+            <w:r>
+              <w:rPr>
+                <w:noProof/>
+                <w:webHidden/>
+              </w:rPr>
+              <w:t>45</w:t>
+            </w:r>
+            <w:r>
+              <w:rPr>
+                <w:noProof/>
+                <w:webHidden/>
+              </w:rPr>
+              <w:fldChar w:fldCharType="end"/>
+            </w:r>
+          </w:hyperlink>
+        </w:p>
+        <w:p>
+          <w:pPr>
+            <w:pStyle w:val="TDC2"/>
+            <w:tabs>
+              <w:tab w:val="right" w:leader="underscore" w:pos="9592"/>
+            </w:tabs>
+            <w:rPr>
+              <w:rFonts w:eastAsiaTheme="minorEastAsia"/>
+              <w:noProof/>
+              <w:color w:val="auto"/>
+              <w:kern w:val="2"/>
+              <w:szCs w:val="24"/>
+              <w:lang w:val="es-CO" w:eastAsia="es-CO"/>
+              <w14:ligatures w14:val="standardContextual"/>
+            </w:rPr>
+          </w:pPr>
+          <w:hyperlink w:anchor="_Toc219538174" w:history="1">
+            <w:r>
+              <w:rPr>
+                <w:rStyle w:val="Hipervnculo"/>
+                <w:noProof/>
+                <w:lang w:val="es-CO"/>
+              </w:rPr>
+              <w:t>B.3 Registrando tus Herramientas como Componentes</w:t>
+            </w:r>
+            <w:r>
+              <w:rPr>
+                <w:noProof/>
+                <w:webHidden/>
+              </w:rPr>
+              <w:tab/>
+            </w:r>
+            <w:r>
+              <w:rPr>
+                <w:noProof/>
+                <w:webHidden/>
+              </w:rPr>
+              <w:fldChar w:fldCharType="begin"/>
+            </w:r>
+            <w:r>
+              <w:rPr>
+                <w:noProof/>
+                <w:webHidden/>
+              </w:rPr>
+              <w:instrText xml:space="preserve"> PAGEREF _Toc219538174 \h </w:instrText>
+            </w:r>
+            <w:r>
+              <w:rPr>
+                <w:noProof/>
+                <w:webHidden/>
+              </w:rPr>
+            </w:r>
+            <w:r>
+              <w:rPr>
+                <w:noProof/>
+                <w:webHidden/>
+              </w:rPr>
+              <w:fldChar w:fldCharType="separate"/>
+            </w:r>
+            <w:r>
+              <w:rPr>
+                <w:noProof/>
+                <w:webHidden/>
+              </w:rPr>
+              <w:t>46</w:t>
+            </w:r>
+            <w:r>
+              <w:rPr>
+                <w:noProof/>
+                <w:webHidden/>
+              </w:rPr>
+              <w:fldChar w:fldCharType="end"/>
+            </w:r>
+          </w:hyperlink>
+        </w:p>
+        <w:p>
+          <w:pPr>
+            <w:pStyle w:val="TDC1"/>
+            <w:rPr>
+              <w:rFonts w:eastAsiaTheme="minorEastAsia"/>
+              <w:color w:val="auto"/>
+              <w:kern w:val="2"/>
+              <w:szCs w:val="24"/>
+              <w:lang w:val="es-CO" w:eastAsia="es-CO"/>
+              <w14:ligatures w14:val="standardContextual"/>
+            </w:rPr>
+          </w:pPr>
+          <w:hyperlink w:anchor="_Toc219538175" w:history="1">
+            <w:r>
+              <w:rPr>
+                <w:rStyle w:val="Hipervnculo"/>
+                <w:lang w:val="es-CO"/>
+              </w:rPr>
+              <w:t>Apéndice C: Construcción de Grafos Dinámicamente (Fluent API)</w:t>
+            </w:r>
+            <w:r>
+              <w:rPr>
+                <w:webHidden/>
+              </w:rPr>
+              <w:tab/>
+            </w:r>
+            <w:r>
+              <w:rPr>
+                <w:webHidden/>
+              </w:rPr>
+              <w:fldChar w:fldCharType="begin"/>
+            </w:r>
+            <w:r>
+              <w:rPr>
+                <w:webHidden/>
+              </w:rPr>
+              <w:instrText xml:space="preserve"> PAGEREF _Toc219538175 \h </w:instrText>
+            </w:r>
+            <w:r>
+              <w:rPr>
+                <w:webHidden/>
+              </w:rPr>
+            </w:r>
+            <w:r>
+              <w:rPr>
+                <w:webHidden/>
+              </w:rPr>
+              <w:fldChar w:fldCharType="separate"/>
+            </w:r>
+            <w:r>
+              <w:rPr>
+                <w:webHidden/>
+              </w:rPr>
+              <w:t>47</w:t>
+            </w:r>
+            <w:r>
+              <w:rPr>
+                <w:webHidden/>
+              </w:rPr>
+              <w:fldChar w:fldCharType="end"/>
+            </w:r>
+          </w:hyperlink>
+        </w:p>
+        <w:p>
+          <w:pPr>
+            <w:pStyle w:val="TDC2"/>
+            <w:tabs>
+              <w:tab w:val="right" w:leader="underscore" w:pos="9592"/>
+            </w:tabs>
+            <w:rPr>
+              <w:rFonts w:eastAsiaTheme="minorEastAsia"/>
+              <w:noProof/>
+              <w:color w:val="auto"/>
+              <w:kern w:val="2"/>
+              <w:szCs w:val="24"/>
+              <w:lang w:val="es-CO" w:eastAsia="es-CO"/>
+              <w14:ligatures w14:val="standardContextual"/>
+            </w:rPr>
+          </w:pPr>
+          <w:hyperlink w:anchor="_Toc219538176" w:history="1">
+            <w:r>
+              <w:rPr>
+                <w:rStyle w:val="Hipervnculo"/>
+                <w:noProof/>
+                <w:lang w:val="es-CO"/>
+              </w:rPr>
+              <w:t>C.1 Los Bloques de Construcción de la API Fluida</w:t>
+            </w:r>
+            <w:r>
+              <w:rPr>
+                <w:noProof/>
+                <w:webHidden/>
+              </w:rPr>
+              <w:tab/>
+            </w:r>
+            <w:r>
+              <w:rPr>
+                <w:noProof/>
+                <w:webHidden/>
+              </w:rPr>
+              <w:fldChar w:fldCharType="begin"/>
+            </w:r>
+            <w:r>
+              <w:rPr>
+                <w:noProof/>
+                <w:webHidden/>
+              </w:rPr>
+              <w:instrText xml:space="preserve"> PAGEREF _Toc219538176 \h </w:instrText>
+            </w:r>
+            <w:r>
+              <w:rPr>
+                <w:noProof/>
+                <w:webHidden/>
+              </w:rPr>
+            </w:r>
+            <w:r>
+              <w:rPr>
+                <w:noProof/>
+                <w:webHidden/>
+              </w:rPr>
+              <w:fldChar w:fldCharType="separate"/>
+            </w:r>
+            <w:r>
+              <w:rPr>
+                <w:noProof/>
+                <w:webHidden/>
+              </w:rPr>
+              <w:t>47</w:t>
+            </w:r>
+            <w:r>
+              <w:rPr>
+                <w:noProof/>
+                <w:webHidden/>
+              </w:rPr>
+              <w:fldChar w:fldCharType="end"/>
+            </w:r>
+          </w:hyperlink>
+        </w:p>
+        <w:p>
+          <w:pPr>
+            <w:pStyle w:val="TDC2"/>
+            <w:tabs>
+              <w:tab w:val="right" w:leader="underscore" w:pos="9592"/>
+            </w:tabs>
+            <w:rPr>
+              <w:rFonts w:eastAsiaTheme="minorEastAsia"/>
+              <w:noProof/>
+              <w:color w:val="auto"/>
+              <w:kern w:val="2"/>
+              <w:szCs w:val="24"/>
+              <w:lang w:val="es-CO" w:eastAsia="es-CO"/>
+              <w14:ligatures w14:val="standardContextual"/>
+            </w:rPr>
+          </w:pPr>
+          <w:hyperlink w:anchor="_Toc219538177" w:history="1">
+            <w:r>
+              <w:rPr>
+                <w:rStyle w:val="Hipervnculo"/>
+                <w:noProof/>
+                <w:lang w:val="es-CO"/>
+              </w:rPr>
+              <w:t>C.2 Ejemplo Práctico: Recreando el Grafo Condicional por Código</w:t>
+            </w:r>
+            <w:r>
+              <w:rPr>
+                <w:noProof/>
+                <w:webHidden/>
+              </w:rPr>
+              <w:tab/>
+            </w:r>
+            <w:r>
+              <w:rPr>
+                <w:noProof/>
+                <w:webHidden/>
+              </w:rPr>
+              <w:fldChar w:fldCharType="begin"/>
+            </w:r>
+            <w:r>
+              <w:rPr>
+                <w:noProof/>
+                <w:webHidden/>
+              </w:rPr>
+              <w:instrText xml:space="preserve"> PAGEREF _Toc219538177 \h </w:instrText>
+            </w:r>
+            <w:r>
+              <w:rPr>
+                <w:noProof/>
+                <w:webHidden/>
+              </w:rPr>
+            </w:r>
+            <w:r>
+              <w:rPr>
+                <w:noProof/>
+                <w:webHidden/>
+              </w:rPr>
+              <w:fldChar w:fldCharType="separate"/>
+            </w:r>
+            <w:r>
+              <w:rPr>
+                <w:noProof/>
+                <w:webHidden/>
+              </w:rPr>
+              <w:t>48</w:t>
+            </w:r>
+            <w:r>
+              <w:rPr>
+                <w:noProof/>
+                <w:webHidden/>
+              </w:rPr>
+              <w:fldChar w:fldCharType="end"/>
+            </w:r>
+          </w:hyperlink>
+        </w:p>
+        <w:p>
+          <w:pPr>
+            <w:pStyle w:val="TDC1"/>
+            <w:rPr>
+              <w:rFonts w:eastAsiaTheme="minorEastAsia"/>
+              <w:color w:val="auto"/>
+              <w:kern w:val="2"/>
+              <w:szCs w:val="24"/>
+              <w:lang w:val="es-CO" w:eastAsia="es-CO"/>
+              <w14:ligatures w14:val="standardContextual"/>
+            </w:rPr>
+          </w:pPr>
+          <w:hyperlink w:anchor="_Toc219538178" w:history="1">
+            <w:r>
+              <w:rPr>
+                <w:rStyle w:val="Hipervnculo"/>
+                <w:lang w:val="es-CO"/>
+              </w:rPr>
+              <w:t>Glosario de Términos</w:t>
+            </w:r>
+            <w:r>
+              <w:rPr>
+                <w:webHidden/>
+              </w:rPr>
+              <w:tab/>
+            </w:r>
+            <w:r>
+              <w:rPr>
+                <w:webHidden/>
+              </w:rPr>
+              <w:fldChar w:fldCharType="begin"/>
+            </w:r>
+            <w:r>
+              <w:rPr>
+                <w:webHidden/>
+              </w:rPr>
+              <w:instrText xml:space="preserve"> PAGEREF _Toc219538178 \h </w:instrText>
+            </w:r>
+            <w:r>
+              <w:rPr>
+                <w:webHidden/>
+              </w:rPr>
+            </w:r>
+            <w:r>
+              <w:rPr>
+                <w:webHidden/>
+              </w:rPr>
+              <w:fldChar w:fldCharType="separate"/>
+            </w:r>
+            <w:r>
+              <w:rPr>
+                <w:webHidden/>
+              </w:rPr>
+              <w:t>50</w:t>
+            </w:r>
+            <w:r>
+              <w:rPr>
+                <w:webHidden/>
+              </w:rPr>
+              <w:fldChar w:fldCharType="end"/>
+            </w:r>
+          </w:hyperlink>
+        </w:p>
+        <w:p>
           <w:r>
             <w:rPr>
               <w:b/>
@@ -2201,7 +4706,7 @@
           <w:lang w:val="es-CO"/>
         </w:rPr>
       </w:pPr>
-      <w:bookmarkStart w:id="1" w:name="_Toc206394081"/>
+      <w:bookmarkStart w:id="1" w:name="_Toc219538125"/>
       <w:r>
         <w:rPr>
           <w:lang w:val="es-CO"/>
@@ -2218,7 +4723,7 @@
           <w:lang w:val="es-CO"/>
         </w:rPr>
       </w:pPr>
-      <w:bookmarkStart w:id="2" w:name="_Toc206394082"/>
+      <w:bookmarkStart w:id="2" w:name="_Toc219538126"/>
       <w:r>
         <w:rPr>
           <w:lang w:val="es-CO"/>
@@ -2384,7 +4889,7 @@
           <w:lang w:val="es-CO"/>
         </w:rPr>
       </w:pPr>
-      <w:bookmarkStart w:id="3" w:name="_Toc206394083"/>
+      <w:bookmarkStart w:id="3" w:name="_Toc219538127"/>
       <w:r>
         <w:rPr>
           <w:lang w:val="es-CO"/>
@@ -2535,7 +5040,7 @@
           <w:lang w:val="es-CO"/>
         </w:rPr>
       </w:pPr>
-      <w:bookmarkStart w:id="4" w:name="_Toc206394084"/>
+      <w:bookmarkStart w:id="4" w:name="_Toc219538128"/>
       <w:r>
         <w:rPr>
           <w:lang w:val="es-CO"/>
@@ -3205,7 +5710,7 @@
           <w:lang w:val="es-CO"/>
         </w:rPr>
       </w:pPr>
-      <w:bookmarkStart w:id="5" w:name="_Toc206394085"/>
+      <w:bookmarkStart w:id="5" w:name="_Toc219538129"/>
       <w:r>
         <w:rPr>
           <w:lang w:val="es-CO"/>
@@ -3222,7 +5727,7 @@
           <w:lang w:val="es-CO"/>
         </w:rPr>
       </w:pPr>
-      <w:bookmarkStart w:id="6" w:name="_Toc206394086"/>
+      <w:bookmarkStart w:id="6" w:name="_Toc219538130"/>
       <w:r>
         <w:rPr>
           <w:lang w:val="es-CO"/>
@@ -3394,7 +5899,7 @@
           <w:lang w:val="es-CO"/>
         </w:rPr>
       </w:pPr>
-      <w:bookmarkStart w:id="7" w:name="_Toc206394087"/>
+      <w:bookmarkStart w:id="7" w:name="_Toc219538131"/>
       <w:r>
         <w:rPr>
           <w:lang w:val="es-CO"/>
@@ -4067,7 +6572,7 @@
           <w:lang w:val="es-CO"/>
         </w:rPr>
       </w:pPr>
-      <w:bookmarkStart w:id="8" w:name="_Toc206394088"/>
+      <w:bookmarkStart w:id="8" w:name="_Toc219538132"/>
       <w:r>
         <w:rPr>
           <w:lang w:val="es-CO"/>
@@ -4167,7 +6672,7 @@
           <w:lang w:val="es-CO"/>
         </w:rPr>
       </w:pPr>
-      <w:bookmarkStart w:id="9" w:name="_Toc206394089"/>
+      <w:bookmarkStart w:id="9" w:name="_Toc219538133"/>
       <w:r>
         <w:rPr>
           <w:lang w:val="es-CO"/>
@@ -4832,7 +7337,7 @@
           <w:lang w:val="es-CO"/>
         </w:rPr>
       </w:pPr>
-      <w:bookmarkStart w:id="10" w:name="_Toc206394090"/>
+      <w:bookmarkStart w:id="10" w:name="_Toc219538134"/>
       <w:r>
         <w:rPr>
           <w:lang w:val="es-CO"/>
@@ -5014,7 +7519,7 @@
           <w:lang w:val="es-CO"/>
         </w:rPr>
       </w:pPr>
-      <w:bookmarkStart w:id="11" w:name="_Toc206394091"/>
+      <w:bookmarkStart w:id="11" w:name="_Toc219538135"/>
       <w:r>
         <w:rPr>
           <w:lang w:val="es-CO"/>
@@ -5138,7 +7643,7 @@
           <w:lang w:val="es-CO"/>
         </w:rPr>
       </w:pPr>
-      <w:bookmarkStart w:id="12" w:name="_Toc206394092"/>
+      <w:bookmarkStart w:id="12" w:name="_Toc219538136"/>
       <w:r>
         <w:rPr>
           <w:lang w:val="es-CO"/>
@@ -6126,7 +8631,7 @@
           <w:lang w:val="es-CO"/>
         </w:rPr>
       </w:pPr>
-      <w:bookmarkStart w:id="13" w:name="_Toc206394093"/>
+      <w:bookmarkStart w:id="13" w:name="_Toc219538137"/>
       <w:r>
         <w:rPr>
           <w:lang w:val="es-CO"/>
@@ -6241,7 +8746,7 @@
           <w:lang w:val="es-CO"/>
         </w:rPr>
       </w:pPr>
-      <w:bookmarkStart w:id="14" w:name="_Toc206394094"/>
+      <w:bookmarkStart w:id="14" w:name="_Toc219538138"/>
       <w:r>
         <w:rPr>
           <w:lang w:val="es-CO"/>
@@ -6439,7 +8944,7 @@
           <w:lang w:val="es-CO"/>
         </w:rPr>
       </w:pPr>
-      <w:bookmarkStart w:id="15" w:name="_Toc206394095"/>
+      <w:bookmarkStart w:id="15" w:name="_Toc219538139"/>
       <w:r>
         <w:rPr>
           <w:lang w:val="es-CO"/>
@@ -7815,7 +10320,7 @@
           <w:lang w:val="es-CO"/>
         </w:rPr>
       </w:pPr>
-      <w:bookmarkStart w:id="16" w:name="_Toc206394096"/>
+      <w:bookmarkStart w:id="16" w:name="_Toc219538140"/>
       <w:r>
         <w:rPr>
           <w:lang w:val="es-CO"/>
@@ -7962,7 +10467,7 @@
           <w:lang w:val="es-CO"/>
         </w:rPr>
       </w:pPr>
-      <w:bookmarkStart w:id="17" w:name="_Toc206394097"/>
+      <w:bookmarkStart w:id="17" w:name="_Toc219538141"/>
       <w:r>
         <w:rPr>
           <w:lang w:val="es-CO"/>
@@ -8230,7 +10735,7 @@
           <w:lang w:val="es-CO"/>
         </w:rPr>
       </w:pPr>
-      <w:bookmarkStart w:id="18" w:name="_Toc206394098"/>
+      <w:bookmarkStart w:id="18" w:name="_Toc219538142"/>
       <w:r>
         <w:rPr>
           <w:lang w:val="es-CO"/>
@@ -9315,7 +11820,7 @@
           <w:lang w:val="es-CO"/>
         </w:rPr>
       </w:pPr>
-      <w:bookmarkStart w:id="19" w:name="_Toc206394099"/>
+      <w:bookmarkStart w:id="19" w:name="_Toc219538143"/>
       <w:r>
         <w:rPr>
           <w:lang w:val="es-CO"/>
@@ -9498,6 +12003,7 @@
           <w:lang w:val="es-CO"/>
         </w:rPr>
       </w:pPr>
+      <w:bookmarkStart w:id="20" w:name="_Toc219538144"/>
       <w:r>
         <w:rPr>
           <w:lang w:val="es-CO"/>
@@ -9505,6 +12011,7 @@
         <w:lastRenderedPageBreak/>
         <w:t>Módulo 3: ¡Hola, Mundo! - Tu Primer Grafo</w:t>
       </w:r>
+      <w:bookmarkEnd w:id="20"/>
     </w:p>
     <w:p>
       <w:pPr>
@@ -12487,6 +14994,7 @@
           <w:lang w:val="es-CO"/>
         </w:rPr>
       </w:pPr>
+      <w:bookmarkStart w:id="21" w:name="_Toc219538145"/>
       <w:r>
         <w:rPr>
           <w:lang w:val="es-CO"/>
@@ -12494,6 +15002,7 @@
         <w:lastRenderedPageBreak/>
         <w:t>Módulo 4: Tomando Decisiones - Enrutamiento Condicional</w:t>
       </w:r>
+      <w:bookmarkEnd w:id="21"/>
     </w:p>
     <w:p>
       <w:pPr>
@@ -12662,12 +15171,14 @@
           <w:lang w:val="es-CO"/>
         </w:rPr>
       </w:pPr>
+      <w:bookmarkStart w:id="22" w:name="_Toc219538146"/>
       <w:r>
         <w:rPr>
           <w:lang w:val="es-CO"/>
         </w:rPr>
         <w:t>Paso 1: Diseño del Grafo en el Formulario</w:t>
       </w:r>
+      <w:bookmarkEnd w:id="22"/>
     </w:p>
     <w:p>
       <w:pPr>
@@ -13700,12 +16211,14 @@
           <w:lang w:val="es-CO"/>
         </w:rPr>
       </w:pPr>
+      <w:bookmarkStart w:id="23" w:name="_Toc219538147"/>
       <w:r>
         <w:rPr>
           <w:lang w:val="es-CO"/>
         </w:rPr>
         <w:t>Paso 2: Implementando la Lógica de Decisión</w:t>
       </w:r>
+      <w:bookmarkEnd w:id="23"/>
     </w:p>
     <w:p>
       <w:pPr>
@@ -14876,12 +17389,14 @@
           <w:lang w:val="es-CO"/>
         </w:rPr>
       </w:pPr>
+      <w:bookmarkStart w:id="24" w:name="_Toc219538148"/>
       <w:r>
         <w:rPr>
           <w:lang w:val="es-CO"/>
         </w:rPr>
         <w:t>Paso 3: Configurando el Enlace Condicional por Código</w:t>
       </w:r>
+      <w:bookmarkEnd w:id="24"/>
     </w:p>
     <w:p>
       <w:pPr>
@@ -15276,12 +17791,14 @@
           <w:lang w:val="es-CO"/>
         </w:rPr>
       </w:pPr>
+      <w:bookmarkStart w:id="25" w:name="_Toc219538149"/>
       <w:r>
         <w:rPr>
           <w:lang w:val="es-CO"/>
         </w:rPr>
         <w:t>Paso 4: ¡A Probarlo!</w:t>
       </w:r>
+      <w:bookmarkEnd w:id="25"/>
     </w:p>
     <w:p>
       <w:pPr>
@@ -15984,6 +18501,7 @@
           <w:lang w:val="es-CO"/>
         </w:rPr>
       </w:pPr>
+      <w:bookmarkStart w:id="26" w:name="_Toc219538150"/>
       <w:r>
         <w:rPr>
           <w:lang w:val="es-CO"/>
@@ -15991,6 +18509,7 @@
         <w:lastRenderedPageBreak/>
         <w:t>Módulo 5: Dividir y Conquistar - Ejecución en Paralelo (Fan-out)</w:t>
       </w:r>
+      <w:bookmarkEnd w:id="26"/>
     </w:p>
     <w:p>
       <w:pPr>
@@ -16321,12 +18840,14 @@
           <w:lang w:val="es-CO"/>
         </w:rPr>
       </w:pPr>
+      <w:bookmarkStart w:id="27" w:name="_Toc219538151"/>
       <w:r>
         <w:rPr>
           <w:lang w:val="es-CO"/>
         </w:rPr>
         <w:t>Paso 1: Diseño del Grafo Paralelo</w:t>
       </w:r>
+      <w:bookmarkEnd w:id="27"/>
     </w:p>
     <w:p>
       <w:pPr>
@@ -17187,6 +19708,9 @@
         <w:jc w:val="center"/>
       </w:pPr>
       <w:r>
+        <w:rPr>
+          <w:noProof/>
+        </w:rPr>
         <w:drawing>
           <wp:inline distT="0" distB="0" distL="0" distR="0" wp14:anchorId="5518B626" wp14:editId="49261EB9">
             <wp:extent cx="4114800" cy="2551930"/>
@@ -17340,6 +19864,7 @@
           <w:lang w:val="es-CO"/>
         </w:rPr>
       </w:pPr>
+      <w:bookmarkStart w:id="28" w:name="_Toc219538152"/>
       <w:r>
         <w:rPr>
           <w:lang w:val="es-CO"/>
@@ -17347,6 +19872,7 @@
         <w:lastRenderedPageBreak/>
         <w:t>Paso 2: Implementando la Lógica Paralela</w:t>
       </w:r>
+      <w:bookmarkEnd w:id="28"/>
     </w:p>
     <w:p>
       <w:pPr>
@@ -18406,12 +20932,14 @@
           <w:lang w:val="es-CO"/>
         </w:rPr>
       </w:pPr>
+      <w:bookmarkStart w:id="29" w:name="_Toc219538153"/>
       <w:r>
         <w:rPr>
           <w:lang w:val="es-CO"/>
         </w:rPr>
         <w:t>Paso 3: ¡A Probarlo!</w:t>
       </w:r>
+      <w:bookmarkEnd w:id="29"/>
     </w:p>
     <w:p>
       <w:pPr>
@@ -18987,6 +21515,7 @@
           <w:lang w:val="es-CO"/>
         </w:rPr>
       </w:pPr>
+      <w:bookmarkStart w:id="30" w:name="_Toc219538154"/>
       <w:r>
         <w:rPr>
           <w:lang w:val="es-CO"/>
@@ -18994,6 +21523,7 @@
         <w:lastRenderedPageBreak/>
         <w:t>Módulo 6: Juntando las Piezas - Sincronización de Ramas (Join)</w:t>
       </w:r>
+      <w:bookmarkEnd w:id="30"/>
     </w:p>
     <w:p>
       <w:pPr>
@@ -19360,12 +21890,14 @@
           <w:lang w:val="es-CO"/>
         </w:rPr>
       </w:pPr>
+      <w:bookmarkStart w:id="31" w:name="_Toc219538155"/>
       <w:r>
         <w:rPr>
           <w:lang w:val="es-CO"/>
         </w:rPr>
         <w:t>Paso 1: Rediseñando el Grafo para la Unión</w:t>
       </w:r>
+      <w:bookmarkEnd w:id="31"/>
     </w:p>
     <w:p>
       <w:pPr>
@@ -20343,6 +22875,7 @@
       </w:pPr>
       <w:r>
         <w:rPr>
+          <w:noProof/>
           <w:lang w:val="es-CO"/>
         </w:rPr>
         <w:drawing>
@@ -20397,6 +22930,7 @@
           <w:lang w:val="es-CO"/>
         </w:rPr>
       </w:pPr>
+      <w:bookmarkStart w:id="32" w:name="_Toc219538156"/>
       <w:r>
         <w:rPr>
           <w:lang w:val="es-CO"/>
@@ -20404,6 +22938,7 @@
         <w:lastRenderedPageBreak/>
         <w:t>Paso 2: Implementando la Lógica de Unión</w:t>
       </w:r>
+      <w:bookmarkEnd w:id="32"/>
     </w:p>
     <w:p>
       <w:pPr>
@@ -21255,12 +23790,14 @@
           <w:lang w:val="es-CO"/>
         </w:rPr>
       </w:pPr>
+      <w:bookmarkStart w:id="33" w:name="_Toc219538157"/>
       <w:r>
         <w:rPr>
           <w:lang w:val="es-CO"/>
         </w:rPr>
         <w:t>Paso 3: ¡A Probarlo!</w:t>
       </w:r>
+      <w:bookmarkEnd w:id="33"/>
     </w:p>
     <w:p>
       <w:pPr>
@@ -21732,6 +24269,7 @@
           <w:lang w:val="es-CO"/>
         </w:rPr>
       </w:pPr>
+      <w:bookmarkStart w:id="34" w:name="_Toc219538158"/>
       <w:r>
         <w:rPr>
           <w:lang w:val="es-CO"/>
@@ -21739,6 +24277,7 @@
         <w:lastRenderedPageBreak/>
         <w:t>Módulo 7: Creando Agentes Autónomos con Herramientas</w:t>
       </w:r>
+      <w:bookmarkEnd w:id="34"/>
     </w:p>
     <w:p>
       <w:pPr>
@@ -21973,6 +24512,7 @@
           <w:lang w:val="es-CO"/>
         </w:rPr>
       </w:pPr>
+      <w:bookmarkStart w:id="35" w:name="_Toc219538159"/>
       <w:r>
         <w:rPr>
           <w:lang w:val="es-CO"/>
@@ -21993,6 +24533,7 @@
         </w:rPr>
         <w:t>)</w:t>
       </w:r>
+      <w:bookmarkEnd w:id="35"/>
     </w:p>
     <w:p>
       <w:pPr>
@@ -23201,12 +25742,14 @@
           <w:lang w:val="es-CO"/>
         </w:rPr>
       </w:pPr>
+      <w:bookmarkStart w:id="36" w:name="_Toc219538160"/>
       <w:r>
         <w:rPr>
           <w:lang w:val="es-CO"/>
         </w:rPr>
         <w:t>Paso 2: Construyendo el Grafo que Usará la Herramienta</w:t>
       </w:r>
+      <w:bookmarkEnd w:id="36"/>
     </w:p>
     <w:p>
       <w:pPr>
@@ -25040,6 +27583,7 @@
           <w:lang w:val="es-CO"/>
         </w:rPr>
       </w:pPr>
+      <w:bookmarkStart w:id="37" w:name="_Toc219538161"/>
       <w:r>
         <w:rPr>
           <w:lang w:val="es-CO"/>
@@ -25047,6 +27591,7 @@
         <w:lastRenderedPageBreak/>
         <w:t>Módulo 8: Gestión de Errores y Ciclos</w:t>
       </w:r>
+      <w:bookmarkEnd w:id="37"/>
     </w:p>
     <w:p>
       <w:pPr>
@@ -25403,12 +27948,14 @@
           <w:lang w:val="es-CO"/>
         </w:rPr>
       </w:pPr>
+      <w:bookmarkStart w:id="38" w:name="_Toc219538162"/>
       <w:r>
         <w:rPr>
           <w:lang w:val="es-CO"/>
         </w:rPr>
         <w:t>Paso 1: Diseño del Grafo Robusto</w:t>
       </w:r>
+      <w:bookmarkEnd w:id="38"/>
     </w:p>
     <w:p>
       <w:pPr>
@@ -26325,6 +28872,7 @@
       <w:r>
         <w:rPr>
           <w:rFonts w:ascii="Courier New" w:hAnsi="Courier New" w:cs="Courier New"/>
+          <w:noProof/>
           <w:sz w:val="18"/>
           <w:szCs w:val="18"/>
           <w:lang w:val="es-CO"/>
@@ -26381,12 +28929,14 @@
           <w:lang w:val="es-CO"/>
         </w:rPr>
       </w:pPr>
+      <w:bookmarkStart w:id="39" w:name="_Toc219538163"/>
       <w:r>
         <w:rPr>
           <w:lang w:val="es-CO"/>
         </w:rPr>
         <w:t>Paso 2: Implementando la Lógica de Fallo y Reintento</w:t>
       </w:r>
+      <w:bookmarkEnd w:id="39"/>
     </w:p>
     <w:p>
       <w:pPr>
@@ -27611,6 +30161,7 @@
           <w:lang w:val="es-CO"/>
         </w:rPr>
       </w:pPr>
+      <w:bookmarkStart w:id="40" w:name="_Toc219538164"/>
       <w:r>
         <w:rPr>
           <w:lang w:val="es-CO"/>
@@ -27631,6 +30182,7 @@
         </w:rPr>
         <w:t>)</w:t>
       </w:r>
+      <w:bookmarkEnd w:id="40"/>
     </w:p>
     <w:p>
       <w:pPr>
@@ -28360,12 +30912,14 @@
           <w:lang w:val="es-CO"/>
         </w:rPr>
       </w:pPr>
+      <w:bookmarkStart w:id="41" w:name="_Toc219538165"/>
       <w:r>
         <w:rPr>
           <w:lang w:val="es-CO"/>
         </w:rPr>
         <w:t>Paso 4: ¡A Probarlo!</w:t>
       </w:r>
+      <w:bookmarkEnd w:id="41"/>
     </w:p>
     <w:p>
       <w:pPr>
@@ -28820,6 +31374,7 @@
           <w:lang w:val="es-CO"/>
         </w:rPr>
       </w:pPr>
+      <w:bookmarkStart w:id="42" w:name="_Toc219538166"/>
       <w:r>
         <w:rPr>
           <w:lang w:val="es-CO"/>
@@ -28827,6 +31382,7 @@
         <w:lastRenderedPageBreak/>
         <w:t>Apéndice A: Referencia de la API</w:t>
       </w:r>
+      <w:bookmarkEnd w:id="42"/>
     </w:p>
     <w:p>
       <w:pPr>
@@ -28889,6 +31445,7 @@
           <w:lang w:val="es-CO"/>
         </w:rPr>
       </w:pPr>
+      <w:bookmarkStart w:id="43" w:name="_Toc219538167"/>
       <w:r>
         <w:rPr>
           <w:lang w:val="es-CO"/>
@@ -28909,6 +31466,7 @@
         </w:rPr>
         <w:t> (El Orquestador)</w:t>
       </w:r>
+      <w:bookmarkEnd w:id="43"/>
     </w:p>
     <w:p>
       <w:pPr>
@@ -29716,6 +32274,7 @@
           <w:lang w:val="es-CO"/>
         </w:rPr>
       </w:pPr>
+      <w:bookmarkStart w:id="44" w:name="_Toc219538168"/>
       <w:r>
         <w:rPr>
           <w:lang w:val="es-CO"/>
@@ -29736,6 +32295,7 @@
         </w:rPr>
         <w:t> (El Nodo)</w:t>
       </w:r>
+      <w:bookmarkEnd w:id="44"/>
     </w:p>
     <w:p>
       <w:pPr>
@@ -30314,6 +32874,7 @@
           <w:lang w:val="es-CO"/>
         </w:rPr>
       </w:pPr>
+      <w:bookmarkStart w:id="45" w:name="_Toc219538169"/>
       <w:r>
         <w:rPr>
           <w:lang w:val="es-CO"/>
@@ -30334,6 +32895,7 @@
         </w:rPr>
         <w:t> (El Enlace)</w:t>
       </w:r>
+      <w:bookmarkEnd w:id="45"/>
     </w:p>
     <w:p>
       <w:pPr>
@@ -30921,6 +33483,7 @@
           <w:lang w:val="es-CO"/>
         </w:rPr>
       </w:pPr>
+      <w:bookmarkStart w:id="46" w:name="_Toc219538170"/>
       <w:r>
         <w:rPr>
           <w:lang w:val="es-CO"/>
@@ -30941,6 +33504,7 @@
         </w:rPr>
         <w:t> (La Pizarra)</w:t>
       </w:r>
+      <w:bookmarkEnd w:id="46"/>
     </w:p>
     <w:p>
       <w:pPr>
@@ -31913,6 +34477,7 @@
           <w:lang w:val="es-CO"/>
         </w:rPr>
       </w:pPr>
+      <w:bookmarkStart w:id="47" w:name="_Toc219538171"/>
       <w:r>
         <w:rPr>
           <w:lang w:val="es-CO"/>
@@ -31920,6 +34485,7 @@
         <w:lastRenderedPageBreak/>
         <w:t>Apéndice B: Creación de Herramientas Personalizadas (TAiToolBase)</w:t>
       </w:r>
+      <w:bookmarkEnd w:id="47"/>
     </w:p>
     <w:p>
       <w:pPr>
@@ -32014,12 +34580,14 @@
           <w:lang w:val="es-CO"/>
         </w:rPr>
       </w:pPr>
+      <w:bookmarkStart w:id="48" w:name="_Toc219538172"/>
       <w:r>
         <w:rPr>
           <w:lang w:val="es-CO"/>
         </w:rPr>
         <w:t>B.1 La Estructura Fundamental de una Herramienta</w:t>
       </w:r>
+      <w:bookmarkEnd w:id="48"/>
     </w:p>
     <w:p>
       <w:pPr>
@@ -32994,12 +35562,14 @@
           <w:lang w:val="es-CO"/>
         </w:rPr>
       </w:pPr>
+      <w:bookmarkStart w:id="49" w:name="_Toc219538173"/>
       <w:r>
         <w:rPr>
           <w:lang w:val="es-CO"/>
         </w:rPr>
         <w:t>B.2 Interactuando con el Grafo desde una Herramienta</w:t>
       </w:r>
+      <w:bookmarkEnd w:id="49"/>
     </w:p>
     <w:p>
       <w:pPr>
@@ -33768,12 +36338,14 @@
           <w:lang w:val="es-CO"/>
         </w:rPr>
       </w:pPr>
+      <w:bookmarkStart w:id="50" w:name="_Toc219538174"/>
       <w:r>
         <w:rPr>
           <w:lang w:val="es-CO"/>
         </w:rPr>
         <w:t>B.3 Registrando tus Herramientas como Componentes</w:t>
       </w:r>
+      <w:bookmarkEnd w:id="50"/>
     </w:p>
     <w:p>
       <w:pPr>
@@ -34169,6 +36741,7 @@
           <w:lang w:val="es-CO"/>
         </w:rPr>
       </w:pPr>
+      <w:bookmarkStart w:id="51" w:name="_Toc219538175"/>
       <w:r>
         <w:rPr>
           <w:lang w:val="es-CO"/>
@@ -34176,6 +36749,7 @@
         <w:lastRenderedPageBreak/>
         <w:t>Apéndice C: Construcción de Grafos Dinámicamente (Fluent API)</w:t>
       </w:r>
+      <w:bookmarkEnd w:id="51"/>
     </w:p>
     <w:p>
       <w:pPr>
@@ -34338,12 +36912,14 @@
           <w:lang w:val="es-CO"/>
         </w:rPr>
       </w:pPr>
+      <w:bookmarkStart w:id="52" w:name="_Toc219538176"/>
       <w:r>
         <w:rPr>
           <w:lang w:val="es-CO"/>
         </w:rPr>
         <w:t>C.1 Los Bloques de Construcción de la API Fluida</w:t>
       </w:r>
+      <w:bookmarkEnd w:id="52"/>
     </w:p>
     <w:p>
       <w:pPr>
@@ -35275,12 +37851,14 @@
           <w:lang w:val="es-CO"/>
         </w:rPr>
       </w:pPr>
+      <w:bookmarkStart w:id="53" w:name="_Toc219538177"/>
       <w:r>
         <w:rPr>
           <w:lang w:val="es-CO"/>
         </w:rPr>
         <w:t>C.2 Ejemplo Práctico: Recreando el Grafo Condicional por Código</w:t>
       </w:r>
+      <w:bookmarkEnd w:id="53"/>
     </w:p>
     <w:p>
       <w:pPr>
@@ -37950,6 +40528,7 @@
           <w:lang w:val="es-CO"/>
         </w:rPr>
       </w:pPr>
+      <w:bookmarkStart w:id="54" w:name="_Toc219538178"/>
       <w:r>
         <w:rPr>
           <w:lang w:val="es-CO"/>
@@ -37957,6 +40536,7 @@
         <w:lastRenderedPageBreak/>
         <w:t>Glosario de Términos</w:t>
       </w:r>
+      <w:bookmarkEnd w:id="54"/>
     </w:p>
     <w:p>
       <w:pPr>
